--- a/klagomål/A 57759-2025 FSC-klagomål.docx
+++ b/klagomål/A 57759-2025 FSC-klagomål.docx
@@ -686,7 +686,7 @@
     <w:r>
       <w:tab/>
       <w:tab/>
-      <w:t>2025-11-21</w:t>
+      <w:t>2025-11-22</w:t>
       <w:br/>
       <w:br/>
     </w:r>

--- a/klagomål/A 57759-2025 FSC-klagomål.docx
+++ b/klagomål/A 57759-2025 FSC-klagomål.docx
@@ -686,7 +686,7 @@
     <w:r>
       <w:tab/>
       <w:tab/>
-      <w:t>2025-11-22</w:t>
+      <w:t>2025-11-23</w:t>
       <w:br/>
       <w:br/>
     </w:r>

--- a/klagomål/A 57759-2025 FSC-klagomål.docx
+++ b/klagomål/A 57759-2025 FSC-klagomål.docx
@@ -686,7 +686,7 @@
     <w:r>
       <w:tab/>
       <w:tab/>
-      <w:t>2025-11-23</w:t>
+      <w:t>2025-11-24</w:t>
       <w:br/>
       <w:br/>
     </w:r>

--- a/klagomål/A 57759-2025 FSC-klagomål.docx
+++ b/klagomål/A 57759-2025 FSC-klagomål.docx
@@ -686,7 +686,7 @@
     <w:r>
       <w:tab/>
       <w:tab/>
-      <w:t>2025-11-24</w:t>
+      <w:t>2025-11-25</w:t>
       <w:br/>
       <w:br/>
     </w:r>

--- a/klagomål/A 57759-2025 FSC-klagomål.docx
+++ b/klagomål/A 57759-2025 FSC-klagomål.docx
@@ -686,7 +686,7 @@
     <w:r>
       <w:tab/>
       <w:tab/>
-      <w:t>2025-11-25</w:t>
+      <w:t>2025-11-26</w:t>
       <w:br/>
       <w:br/>
     </w:r>

--- a/klagomål/A 57759-2025 FSC-klagomål.docx
+++ b/klagomål/A 57759-2025 FSC-klagomål.docx
@@ -686,7 +686,7 @@
     <w:r>
       <w:tab/>
       <w:tab/>
-      <w:t>2025-11-26</w:t>
+      <w:t>2025-11-27</w:t>
       <w:br/>
       <w:br/>
     </w:r>

--- a/klagomål/A 57759-2025 FSC-klagomål.docx
+++ b/klagomål/A 57759-2025 FSC-klagomål.docx
@@ -686,7 +686,7 @@
     <w:r>
       <w:tab/>
       <w:tab/>
-      <w:t>2025-11-27</w:t>
+      <w:t>2025-11-28</w:t>
       <w:br/>
       <w:br/>
     </w:r>

--- a/klagomål/A 57759-2025 FSC-klagomål.docx
+++ b/klagomål/A 57759-2025 FSC-klagomål.docx
@@ -686,7 +686,7 @@
     <w:r>
       <w:tab/>
       <w:tab/>
-      <w:t>2025-11-28</w:t>
+      <w:t>2025-11-29</w:t>
       <w:br/>
       <w:br/>
     </w:r>

--- a/klagomål/A 57759-2025 FSC-klagomål.docx
+++ b/klagomål/A 57759-2025 FSC-klagomål.docx
@@ -686,7 +686,7 @@
     <w:r>
       <w:tab/>
       <w:tab/>
-      <w:t>2025-11-29</w:t>
+      <w:t>2025-11-30</w:t>
       <w:br/>
       <w:br/>
     </w:r>

--- a/klagomål/A 57759-2025 FSC-klagomål.docx
+++ b/klagomål/A 57759-2025 FSC-klagomål.docx
@@ -686,7 +686,7 @@
     <w:r>
       <w:tab/>
       <w:tab/>
-      <w:t>2025-11-30</w:t>
+      <w:t>2025-12-01</w:t>
       <w:br/>
       <w:br/>
     </w:r>

--- a/klagomål/A 57759-2025 FSC-klagomål.docx
+++ b/klagomål/A 57759-2025 FSC-klagomål.docx
@@ -686,7 +686,7 @@
     <w:r>
       <w:tab/>
       <w:tab/>
-      <w:t>2025-12-01</w:t>
+      <w:t>2025-12-02</w:t>
       <w:br/>
       <w:br/>
     </w:r>

--- a/klagomål/A 57759-2025 FSC-klagomål.docx
+++ b/klagomål/A 57759-2025 FSC-klagomål.docx
@@ -686,7 +686,7 @@
     <w:r>
       <w:tab/>
       <w:tab/>
-      <w:t>2025-12-02</w:t>
+      <w:t>2025-12-03</w:t>
       <w:br/>
       <w:br/>
     </w:r>

--- a/klagomål/A 57759-2025 FSC-klagomål.docx
+++ b/klagomål/A 57759-2025 FSC-klagomål.docx
@@ -686,7 +686,7 @@
     <w:r>
       <w:tab/>
       <w:tab/>
-      <w:t>2025-12-03</w:t>
+      <w:t>2025-12-04</w:t>
       <w:br/>
       <w:br/>
     </w:r>

--- a/klagomål/A 57759-2025 FSC-klagomål.docx
+++ b/klagomål/A 57759-2025 FSC-klagomål.docx
@@ -686,7 +686,7 @@
     <w:r>
       <w:tab/>
       <w:tab/>
-      <w:t>2025-12-04</w:t>
+      <w:t>2025-12-05</w:t>
       <w:br/>
       <w:br/>
     </w:r>

--- a/klagomål/A 57759-2025 FSC-klagomål.docx
+++ b/klagomål/A 57759-2025 FSC-klagomål.docx
@@ -686,7 +686,7 @@
     <w:r>
       <w:tab/>
       <w:tab/>
-      <w:t>2025-12-05</w:t>
+      <w:t>2025-12-06</w:t>
       <w:br/>
       <w:br/>
     </w:r>

--- a/klagomål/A 57759-2025 FSC-klagomål.docx
+++ b/klagomål/A 57759-2025 FSC-klagomål.docx
@@ -686,7 +686,7 @@
     <w:r>
       <w:tab/>
       <w:tab/>
-      <w:t>2025-12-06</w:t>
+      <w:t>2025-12-07</w:t>
       <w:br/>
       <w:br/>
     </w:r>

--- a/klagomål/A 57759-2025 FSC-klagomål.docx
+++ b/klagomål/A 57759-2025 FSC-klagomål.docx
@@ -686,7 +686,7 @@
     <w:r>
       <w:tab/>
       <w:tab/>
-      <w:t>2025-12-07</w:t>
+      <w:t>2025-12-08</w:t>
       <w:br/>
       <w:br/>
     </w:r>

--- a/klagomål/A 57759-2025 FSC-klagomål.docx
+++ b/klagomål/A 57759-2025 FSC-klagomål.docx
@@ -686,7 +686,7 @@
     <w:r>
       <w:tab/>
       <w:tab/>
-      <w:t>2025-12-08</w:t>
+      <w:t>2025-12-09</w:t>
       <w:br/>
       <w:br/>
     </w:r>

--- a/klagomål/A 57759-2025 FSC-klagomål.docx
+++ b/klagomål/A 57759-2025 FSC-klagomål.docx
@@ -686,7 +686,7 @@
     <w:r>
       <w:tab/>
       <w:tab/>
-      <w:t>2025-12-09</w:t>
+      <w:t>2025-12-10</w:t>
       <w:br/>
       <w:br/>
     </w:r>

--- a/klagomål/A 57759-2025 FSC-klagomål.docx
+++ b/klagomål/A 57759-2025 FSC-klagomål.docx
@@ -686,7 +686,7 @@
     <w:r>
       <w:tab/>
       <w:tab/>
-      <w:t>2025-12-10</w:t>
+      <w:t>2025-12-11</w:t>
       <w:br/>
       <w:br/>
     </w:r>

--- a/klagomål/A 57759-2025 FSC-klagomål.docx
+++ b/klagomål/A 57759-2025 FSC-klagomål.docx
@@ -686,7 +686,7 @@
     <w:r>
       <w:tab/>
       <w:tab/>
-      <w:t>2025-12-11</w:t>
+      <w:t>2025-12-12</w:t>
       <w:br/>
       <w:br/>
     </w:r>

--- a/klagomål/A 57759-2025 FSC-klagomål.docx
+++ b/klagomål/A 57759-2025 FSC-klagomål.docx
@@ -686,7 +686,7 @@
     <w:r>
       <w:tab/>
       <w:tab/>
-      <w:t>2025-12-12</w:t>
+      <w:t>2025-12-13</w:t>
       <w:br/>
       <w:br/>
     </w:r>

--- a/klagomål/A 57759-2025 FSC-klagomål.docx
+++ b/klagomål/A 57759-2025 FSC-klagomål.docx
@@ -686,7 +686,7 @@
     <w:r>
       <w:tab/>
       <w:tab/>
-      <w:t>2025-12-19</w:t>
+      <w:t>2025-12-20</w:t>
       <w:br/>
       <w:br/>
     </w:r>

--- a/klagomål/A 57759-2025 FSC-klagomål.docx
+++ b/klagomål/A 57759-2025 FSC-klagomål.docx
@@ -686,7 +686,7 @@
     <w:r>
       <w:tab/>
       <w:tab/>
-      <w:t>2025-12-20</w:t>
+      <w:t>2025-12-21</w:t>
       <w:br/>
       <w:br/>
     </w:r>

--- a/klagomål/A 57759-2025 FSC-klagomål.docx
+++ b/klagomål/A 57759-2025 FSC-klagomål.docx
@@ -686,7 +686,7 @@
     <w:r>
       <w:tab/>
       <w:tab/>
-      <w:t>2025-12-21</w:t>
+      <w:t>2025-12-22</w:t>
       <w:br/>
       <w:br/>
     </w:r>

--- a/klagomål/A 57759-2025 FSC-klagomål.docx
+++ b/klagomål/A 57759-2025 FSC-klagomål.docx
@@ -686,7 +686,7 @@
     <w:r>
       <w:tab/>
       <w:tab/>
-      <w:t>2025-12-22</w:t>
+      <w:t>2025-12-26</w:t>
       <w:br/>
       <w:br/>
     </w:r>

--- a/klagomål/A 57759-2025 FSC-klagomål.docx
+++ b/klagomål/A 57759-2025 FSC-klagomål.docx
@@ -686,7 +686,7 @@
     <w:r>
       <w:tab/>
       <w:tab/>
-      <w:t>2026-01-07</w:t>
+      <w:t>2026-01-08</w:t>
       <w:br/>
       <w:br/>
     </w:r>

--- a/klagomål/A 57759-2025 FSC-klagomål.docx
+++ b/klagomål/A 57759-2025 FSC-klagomål.docx
@@ -686,7 +686,7 @@
     <w:r>
       <w:tab/>
       <w:tab/>
-      <w:t>2026-01-08</w:t>
+      <w:t>2026-01-09</w:t>
       <w:br/>
       <w:br/>
     </w:r>

--- a/klagomål/A 57759-2025 FSC-klagomål.docx
+++ b/klagomål/A 57759-2025 FSC-klagomål.docx
@@ -686,7 +686,7 @@
     <w:r>
       <w:tab/>
       <w:tab/>
-      <w:t>2026-01-09</w:t>
+      <w:t>2026-01-10</w:t>
       <w:br/>
       <w:br/>
     </w:r>

--- a/klagomål/A 57759-2025 FSC-klagomål.docx
+++ b/klagomål/A 57759-2025 FSC-klagomål.docx
@@ -686,7 +686,7 @@
     <w:r>
       <w:tab/>
       <w:tab/>
-      <w:t>2026-01-10</w:t>
+      <w:t>2026-01-11</w:t>
       <w:br/>
       <w:br/>
     </w:r>

--- a/klagomål/A 57759-2025 FSC-klagomål.docx
+++ b/klagomål/A 57759-2025 FSC-klagomål.docx
@@ -686,7 +686,7 @@
     <w:r>
       <w:tab/>
       <w:tab/>
-      <w:t>2026-01-11</w:t>
+      <w:t>2026-01-12</w:t>
       <w:br/>
       <w:br/>
     </w:r>

--- a/klagomål/A 57759-2025 FSC-klagomål.docx
+++ b/klagomål/A 57759-2025 FSC-klagomål.docx
@@ -686,7 +686,7 @@
     <w:r>
       <w:tab/>
       <w:tab/>
-      <w:t>2026-01-12</w:t>
+      <w:t>2026-01-13</w:t>
       <w:br/>
       <w:br/>
     </w:r>

--- a/klagomål/A 57759-2025 FSC-klagomål.docx
+++ b/klagomål/A 57759-2025 FSC-klagomål.docx
@@ -686,7 +686,7 @@
     <w:r>
       <w:tab/>
       <w:tab/>
-      <w:t>2026-01-13</w:t>
+      <w:t>2026-01-14</w:t>
       <w:br/>
       <w:br/>
     </w:r>

--- a/klagomål/A 57759-2025 FSC-klagomål.docx
+++ b/klagomål/A 57759-2025 FSC-klagomål.docx
@@ -686,7 +686,7 @@
     <w:r>
       <w:tab/>
       <w:tab/>
-      <w:t>2026-01-14</w:t>
+      <w:t>2026-01-15</w:t>
       <w:br/>
       <w:br/>
     </w:r>

--- a/klagomål/A 57759-2025 FSC-klagomål.docx
+++ b/klagomål/A 57759-2025 FSC-klagomål.docx
@@ -686,7 +686,7 @@
     <w:r>
       <w:tab/>
       <w:tab/>
-      <w:t>2026-01-15</w:t>
+      <w:t>2026-01-16</w:t>
       <w:br/>
       <w:br/>
     </w:r>

--- a/klagomål/A 57759-2025 FSC-klagomål.docx
+++ b/klagomål/A 57759-2025 FSC-klagomål.docx
@@ -686,7 +686,7 @@
     <w:r>
       <w:tab/>
       <w:tab/>
-      <w:t>2026-01-16</w:t>
+      <w:t>2026-01-17</w:t>
       <w:br/>
       <w:br/>
     </w:r>

--- a/klagomål/A 57759-2025 FSC-klagomål.docx
+++ b/klagomål/A 57759-2025 FSC-klagomål.docx
@@ -686,7 +686,7 @@
     <w:r>
       <w:tab/>
       <w:tab/>
-      <w:t>2026-01-17</w:t>
+      <w:t>2026-01-18</w:t>
       <w:br/>
       <w:br/>
     </w:r>

--- a/klagomål/A 57759-2025 FSC-klagomål.docx
+++ b/klagomål/A 57759-2025 FSC-klagomål.docx
@@ -686,7 +686,7 @@
     <w:r>
       <w:tab/>
       <w:tab/>
-      <w:t>2026-01-18</w:t>
+      <w:t>2026-01-19</w:t>
       <w:br/>
       <w:br/>
     </w:r>

--- a/klagomål/A 57759-2025 FSC-klagomål.docx
+++ b/klagomål/A 57759-2025 FSC-klagomål.docx
@@ -686,7 +686,7 @@
     <w:r>
       <w:tab/>
       <w:tab/>
-      <w:t>2026-01-19</w:t>
+      <w:t>2026-01-20</w:t>
       <w:br/>
       <w:br/>
     </w:r>

--- a/klagomål/A 57759-2025 FSC-klagomål.docx
+++ b/klagomål/A 57759-2025 FSC-klagomål.docx
@@ -686,7 +686,7 @@
     <w:r>
       <w:tab/>
       <w:tab/>
-      <w:t>2026-01-20</w:t>
+      <w:t>2026-01-21</w:t>
       <w:br/>
       <w:br/>
     </w:r>

--- a/klagomål/A 57759-2025 FSC-klagomål.docx
+++ b/klagomål/A 57759-2025 FSC-klagomål.docx
@@ -686,7 +686,7 @@
     <w:r>
       <w:tab/>
       <w:tab/>
-      <w:t>2026-01-21</w:t>
+      <w:t>2026-01-23</w:t>
       <w:br/>
       <w:br/>
     </w:r>

--- a/klagomål/A 57759-2025 FSC-klagomål.docx
+++ b/klagomål/A 57759-2025 FSC-klagomål.docx
@@ -686,7 +686,7 @@
     <w:r>
       <w:tab/>
       <w:tab/>
-      <w:t>2026-01-23</w:t>
+      <w:t>2026-01-24</w:t>
       <w:br/>
       <w:br/>
     </w:r>

--- a/klagomål/A 57759-2025 FSC-klagomål.docx
+++ b/klagomål/A 57759-2025 FSC-klagomål.docx
@@ -686,7 +686,7 @@
     <w:r>
       <w:tab/>
       <w:tab/>
-      <w:t>2026-01-24</w:t>
+      <w:t>2026-01-25</w:t>
       <w:br/>
       <w:br/>
     </w:r>

--- a/klagomål/A 57759-2025 FSC-klagomål.docx
+++ b/klagomål/A 57759-2025 FSC-klagomål.docx
@@ -686,7 +686,7 @@
     <w:r>
       <w:tab/>
       <w:tab/>
-      <w:t>2026-01-25</w:t>
+      <w:t>2026-01-26</w:t>
       <w:br/>
       <w:br/>
     </w:r>

--- a/klagomål/A 57759-2025 FSC-klagomål.docx
+++ b/klagomål/A 57759-2025 FSC-klagomål.docx
@@ -686,7 +686,7 @@
     <w:r>
       <w:tab/>
       <w:tab/>
-      <w:t>2026-01-26</w:t>
+      <w:t>2026-01-27</w:t>
       <w:br/>
       <w:br/>
     </w:r>

--- a/klagomål/A 57759-2025 FSC-klagomål.docx
+++ b/klagomål/A 57759-2025 FSC-klagomål.docx
@@ -686,7 +686,7 @@
     <w:r>
       <w:tab/>
       <w:tab/>
-      <w:t>2026-01-27</w:t>
+      <w:t>2026-01-28</w:t>
       <w:br/>
       <w:br/>
     </w:r>

--- a/klagomål/A 57759-2025 FSC-klagomål.docx
+++ b/klagomål/A 57759-2025 FSC-klagomål.docx
@@ -724,7 +724,7 @@
     <w:r>
       <w:tab/>
       <w:tab/>
-      <w:t>2026-03-02</w:t>
+      <w:t>2026-03-03</w:t>
       <w:br/>
       <w:br/>
     </w:r>

--- a/klagomål/A 57759-2025 FSC-klagomål.docx
+++ b/klagomål/A 57759-2025 FSC-klagomål.docx
@@ -724,7 +724,7 @@
     <w:r>
       <w:tab/>
       <w:tab/>
-      <w:t>2026-03-03</w:t>
+      <w:t>2026-03-04</w:t>
       <w:br/>
       <w:br/>
     </w:r>

--- a/klagomål/A 57759-2025 FSC-klagomål.docx
+++ b/klagomål/A 57759-2025 FSC-klagomål.docx
@@ -724,7 +724,7 @@
     <w:r>
       <w:tab/>
       <w:tab/>
-      <w:t>2026-03-04</w:t>
+      <w:t>2026-03-05</w:t>
       <w:br/>
       <w:br/>
     </w:r>

--- a/klagomål/A 57759-2025 FSC-klagomål.docx
+++ b/klagomål/A 57759-2025 FSC-klagomål.docx
@@ -724,7 +724,7 @@
     <w:r>
       <w:tab/>
       <w:tab/>
-      <w:t>2026-03-05</w:t>
+      <w:t>2026-03-06</w:t>
       <w:br/>
       <w:br/>
     </w:r>

--- a/klagomål/A 57759-2025 FSC-klagomål.docx
+++ b/klagomål/A 57759-2025 FSC-klagomål.docx
@@ -724,7 +724,7 @@
     <w:r>
       <w:tab/>
       <w:tab/>
-      <w:t>2026-03-06</w:t>
+      <w:t>2026-03-07</w:t>
       <w:br/>
       <w:br/>
     </w:r>

--- a/klagomål/A 57759-2025 FSC-klagomål.docx
+++ b/klagomål/A 57759-2025 FSC-klagomål.docx
@@ -724,7 +724,7 @@
     <w:r>
       <w:tab/>
       <w:tab/>
-      <w:t>2026-03-07</w:t>
+      <w:t>2026-03-08</w:t>
       <w:br/>
       <w:br/>
     </w:r>

--- a/klagomål/A 57759-2025 FSC-klagomål.docx
+++ b/klagomål/A 57759-2025 FSC-klagomål.docx
@@ -724,7 +724,7 @@
     <w:r>
       <w:tab/>
       <w:tab/>
-      <w:t>2026-03-08</w:t>
+      <w:t>2026-03-09</w:t>
       <w:br/>
       <w:br/>
     </w:r>

--- a/klagomål/A 57759-2025 FSC-klagomål.docx
+++ b/klagomål/A 57759-2025 FSC-klagomål.docx
@@ -724,7 +724,7 @@
     <w:r>
       <w:tab/>
       <w:tab/>
-      <w:t>2026-03-09</w:t>
+      <w:t>2026-03-10</w:t>
       <w:br/>
       <w:br/>
     </w:r>

--- a/klagomål/A 57759-2025 FSC-klagomål.docx
+++ b/klagomål/A 57759-2025 FSC-klagomål.docx
@@ -724,7 +724,7 @@
     <w:r>
       <w:tab/>
       <w:tab/>
-      <w:t>2026-03-10</w:t>
+      <w:t>2026-03-11</w:t>
       <w:br/>
       <w:br/>
     </w:r>

--- a/klagomål/A 57759-2025 FSC-klagomål.docx
+++ b/klagomål/A 57759-2025 FSC-klagomål.docx
@@ -724,7 +724,7 @@
     <w:r>
       <w:tab/>
       <w:tab/>
-      <w:t>2026-03-11</w:t>
+      <w:t>2026-03-12</w:t>
       <w:br/>
       <w:br/>
     </w:r>

--- a/klagomål/A 57759-2025 FSC-klagomål.docx
+++ b/klagomål/A 57759-2025 FSC-klagomål.docx
@@ -724,7 +724,7 @@
     <w:r>
       <w:tab/>
       <w:tab/>
-      <w:t>2026-03-12</w:t>
+      <w:t>2026-03-13</w:t>
       <w:br/>
       <w:br/>
     </w:r>

--- a/klagomål/A 57759-2025 FSC-klagomål.docx
+++ b/klagomål/A 57759-2025 FSC-klagomål.docx
@@ -724,7 +724,7 @@
     <w:r>
       <w:tab/>
       <w:tab/>
-      <w:t>2026-03-13</w:t>
+      <w:t>2026-03-16</w:t>
       <w:br/>
       <w:br/>
     </w:r>

--- a/klagomål/A 57759-2025 FSC-klagomål.docx
+++ b/klagomål/A 57759-2025 FSC-klagomål.docx
@@ -724,7 +724,7 @@
     <w:r>
       <w:tab/>
       <w:tab/>
-      <w:t>2026-03-16</w:t>
+      <w:t>2026-03-17</w:t>
       <w:br/>
       <w:br/>
     </w:r>

--- a/klagomål/A 57759-2025 FSC-klagomål.docx
+++ b/klagomål/A 57759-2025 FSC-klagomål.docx
@@ -724,7 +724,7 @@
     <w:r>
       <w:tab/>
       <w:tab/>
-      <w:t>2026-03-17</w:t>
+      <w:t>2026-03-18</w:t>
       <w:br/>
       <w:br/>
     </w:r>

--- a/klagomål/A 57759-2025 FSC-klagomål.docx
+++ b/klagomål/A 57759-2025 FSC-klagomål.docx
@@ -724,7 +724,7 @@
     <w:r>
       <w:tab/>
       <w:tab/>
-      <w:t>2026-03-18</w:t>
+      <w:t>2026-03-19</w:t>
       <w:br/>
       <w:br/>
     </w:r>

--- a/klagomål/A 57759-2025 FSC-klagomål.docx
+++ b/klagomål/A 57759-2025 FSC-klagomål.docx
@@ -724,7 +724,7 @@
     <w:r>
       <w:tab/>
       <w:tab/>
-      <w:t>2026-03-19</w:t>
+      <w:t>2026-03-20</w:t>
       <w:br/>
       <w:br/>
     </w:r>

--- a/klagomål/A 57759-2025 FSC-klagomål.docx
+++ b/klagomål/A 57759-2025 FSC-klagomål.docx
@@ -724,7 +724,7 @@
     <w:r>
       <w:tab/>
       <w:tab/>
-      <w:t>2026-03-20</w:t>
+      <w:t>2026-03-21</w:t>
       <w:br/>
       <w:br/>
     </w:r>

--- a/klagomål/A 57759-2025 FSC-klagomål.docx
+++ b/klagomål/A 57759-2025 FSC-klagomål.docx
@@ -724,7 +724,7 @@
     <w:r>
       <w:tab/>
       <w:tab/>
-      <w:t>2026-03-21</w:t>
+      <w:t>2026-03-22</w:t>
       <w:br/>
       <w:br/>
     </w:r>

--- a/klagomål/A 57759-2025 FSC-klagomål.docx
+++ b/klagomål/A 57759-2025 FSC-klagomål.docx
@@ -724,7 +724,7 @@
     <w:r>
       <w:tab/>
       <w:tab/>
-      <w:t>2026-04-14</w:t>
+      <w:t>2026-04-15</w:t>
       <w:br/>
       <w:br/>
     </w:r>

--- a/klagomål/A 57759-2025 FSC-klagomål.docx
+++ b/klagomål/A 57759-2025 FSC-klagomål.docx
@@ -724,7 +724,7 @@
     <w:r>
       <w:tab/>
       <w:tab/>
-      <w:t>2026-04-15</w:t>
+      <w:t>2026-04-16</w:t>
       <w:br/>
       <w:br/>
     </w:r>

--- a/klagomål/A 57759-2025 FSC-klagomål.docx
+++ b/klagomål/A 57759-2025 FSC-klagomål.docx
@@ -724,7 +724,7 @@
     <w:r>
       <w:tab/>
       <w:tab/>
-      <w:t>2026-04-16</w:t>
+      <w:t>2026-04-17</w:t>
       <w:br/>
       <w:br/>
     </w:r>

--- a/klagomål/A 57759-2025 FSC-klagomål.docx
+++ b/klagomål/A 57759-2025 FSC-klagomål.docx
@@ -724,7 +724,7 @@
     <w:r>
       <w:tab/>
       <w:tab/>
-      <w:t>2026-04-17</w:t>
+      <w:t>2026-04-18</w:t>
       <w:br/>
       <w:br/>
     </w:r>

--- a/klagomål/A 57759-2025 FSC-klagomål.docx
+++ b/klagomål/A 57759-2025 FSC-klagomål.docx
@@ -724,7 +724,7 @@
     <w:r>
       <w:tab/>
       <w:tab/>
-      <w:t>2026-04-18</w:t>
+      <w:t>2026-04-19</w:t>
       <w:br/>
       <w:br/>
     </w:r>

--- a/klagomål/A 57759-2025 FSC-klagomål.docx
+++ b/klagomål/A 57759-2025 FSC-klagomål.docx
@@ -724,7 +724,7 @@
     <w:r>
       <w:tab/>
       <w:tab/>
-      <w:t>2026-04-19</w:t>
+      <w:t>2026-04-20</w:t>
       <w:br/>
       <w:br/>
     </w:r>

--- a/klagomål/A 57759-2025 FSC-klagomål.docx
+++ b/klagomål/A 57759-2025 FSC-klagomål.docx
@@ -724,7 +724,7 @@
     <w:r>
       <w:tab/>
       <w:tab/>
-      <w:t>2026-04-20</w:t>
+      <w:t>2026-04-21</w:t>
       <w:br/>
       <w:br/>
     </w:r>

--- a/klagomål/A 57759-2025 FSC-klagomål.docx
+++ b/klagomål/A 57759-2025 FSC-klagomål.docx
@@ -724,7 +724,7 @@
     <w:r>
       <w:tab/>
       <w:tab/>
-      <w:t>2026-04-21</w:t>
+      <w:t>2026-04-22</w:t>
       <w:br/>
       <w:br/>
     </w:r>

--- a/klagomål/A 57759-2025 FSC-klagomål.docx
+++ b/klagomål/A 57759-2025 FSC-klagomål.docx
@@ -724,7 +724,7 @@
     <w:r>
       <w:tab/>
       <w:tab/>
-      <w:t>2026-04-22</w:t>
+      <w:t>2026-04-23</w:t>
       <w:br/>
       <w:br/>
     </w:r>

--- a/klagomål/A 57759-2025 FSC-klagomål.docx
+++ b/klagomål/A 57759-2025 FSC-klagomål.docx
@@ -724,7 +724,7 @@
     <w:r>
       <w:tab/>
       <w:tab/>
-      <w:t>2026-04-23</w:t>
+      <w:t>2026-04-24</w:t>
       <w:br/>
       <w:br/>
     </w:r>

--- a/klagomål/A 57759-2025 FSC-klagomål.docx
+++ b/klagomål/A 57759-2025 FSC-klagomål.docx
@@ -724,7 +724,7 @@
     <w:r>
       <w:tab/>
       <w:tab/>
-      <w:t>2026-04-24</w:t>
+      <w:t>2026-04-25</w:t>
       <w:br/>
       <w:br/>
     </w:r>

--- a/klagomål/A 57759-2025 FSC-klagomål.docx
+++ b/klagomål/A 57759-2025 FSC-klagomål.docx
@@ -724,7 +724,7 @@
     <w:r>
       <w:tab/>
       <w:tab/>
-      <w:t>2026-04-25</w:t>
+      <w:t>2026-04-26</w:t>
       <w:br/>
       <w:br/>
     </w:r>

--- a/klagomål/A 57759-2025 FSC-klagomål.docx
+++ b/klagomål/A 57759-2025 FSC-klagomål.docx
@@ -724,7 +724,7 @@
     <w:r>
       <w:tab/>
       <w:tab/>
-      <w:t>2026-04-26</w:t>
+      <w:t>2026-04-27</w:t>
       <w:br/>
       <w:br/>
     </w:r>

--- a/klagomål/A 57759-2025 FSC-klagomål.docx
+++ b/klagomål/A 57759-2025 FSC-klagomål.docx
@@ -724,7 +724,7 @@
     <w:r>
       <w:tab/>
       <w:tab/>
-      <w:t>2026-04-27</w:t>
+      <w:t>2026-04-28</w:t>
       <w:br/>
       <w:br/>
     </w:r>

--- a/klagomål/A 57759-2025 FSC-klagomål.docx
+++ b/klagomål/A 57759-2025 FSC-klagomål.docx
@@ -724,7 +724,7 @@
     <w:r>
       <w:tab/>
       <w:tab/>
-      <w:t>2026-04-28</w:t>
+      <w:t>2026-04-29</w:t>
       <w:br/>
       <w:br/>
     </w:r>

--- a/klagomål/A 57759-2025 FSC-klagomål.docx
+++ b/klagomål/A 57759-2025 FSC-klagomål.docx
@@ -724,7 +724,7 @@
     <w:r>
       <w:tab/>
       <w:tab/>
-      <w:t>2026-04-29</w:t>
+      <w:t>2026-04-30</w:t>
       <w:br/>
       <w:br/>
     </w:r>

--- a/klagomål/A 57759-2025 FSC-klagomål.docx
+++ b/klagomål/A 57759-2025 FSC-klagomål.docx
@@ -724,7 +724,7 @@
     <w:r>
       <w:tab/>
       <w:tab/>
-      <w:t>2026-04-30</w:t>
+      <w:t>2026-05-01</w:t>
       <w:br/>
       <w:br/>
     </w:r>

--- a/klagomål/A 57759-2025 FSC-klagomål.docx
+++ b/klagomål/A 57759-2025 FSC-klagomål.docx
@@ -724,7 +724,7 @@
     <w:r>
       <w:tab/>
       <w:tab/>
-      <w:t>2026-05-01</w:t>
+      <w:t>2026-05-02</w:t>
       <w:br/>
       <w:br/>
     </w:r>

--- a/klagomål/A 57759-2025 FSC-klagomål.docx
+++ b/klagomål/A 57759-2025 FSC-klagomål.docx
@@ -724,7 +724,7 @@
     <w:r>
       <w:tab/>
       <w:tab/>
-      <w:t>2026-05-02</w:t>
+      <w:t>2026-05-03</w:t>
       <w:br/>
       <w:br/>
     </w:r>

--- a/klagomål/A 57759-2025 FSC-klagomål.docx
+++ b/klagomål/A 57759-2025 FSC-klagomål.docx
@@ -724,7 +724,7 @@
     <w:r>
       <w:tab/>
       <w:tab/>
-      <w:t>2026-05-03</w:t>
+      <w:t>2026-05-04</w:t>
       <w:br/>
       <w:br/>
     </w:r>

--- a/klagomål/A 57759-2025 FSC-klagomål.docx
+++ b/klagomål/A 57759-2025 FSC-klagomål.docx
@@ -724,7 +724,7 @@
     <w:r>
       <w:tab/>
       <w:tab/>
-      <w:t>2026-05-04</w:t>
+      <w:t>2026-05-05</w:t>
       <w:br/>
       <w:br/>
     </w:r>

--- a/klagomål/A 57759-2025 FSC-klagomål.docx
+++ b/klagomål/A 57759-2025 FSC-klagomål.docx
@@ -724,7 +724,7 @@
     <w:r>
       <w:tab/>
       <w:tab/>
-      <w:t>2026-05-16</w:t>
+      <w:t>2026-05-17</w:t>
       <w:br/>
       <w:br/>
     </w:r>

--- a/klagomål/A 57759-2025 FSC-klagomål.docx
+++ b/klagomål/A 57759-2025 FSC-klagomål.docx
@@ -724,7 +724,7 @@
     <w:r>
       <w:tab/>
       <w:tab/>
-      <w:t>2026-05-17</w:t>
+      <w:t>2026-05-18</w:t>
       <w:br/>
       <w:br/>
     </w:r>

--- a/klagomål/A 57759-2025 FSC-klagomål.docx
+++ b/klagomål/A 57759-2025 FSC-klagomål.docx
@@ -724,7 +724,7 @@
     <w:r>
       <w:tab/>
       <w:tab/>
-      <w:t>2026-05-18</w:t>
+      <w:t>2026-05-19</w:t>
       <w:br/>
       <w:br/>
     </w:r>

--- a/klagomål/A 57759-2025 FSC-klagomål.docx
+++ b/klagomål/A 57759-2025 FSC-klagomål.docx
@@ -724,7 +724,7 @@
     <w:r>
       <w:tab/>
       <w:tab/>
-      <w:t>2026-06-15</w:t>
+      <w:t>2026-06-16</w:t>
       <w:br/>
       <w:br/>
     </w:r>

--- a/klagomål/A 57759-2025 FSC-klagomål.docx
+++ b/klagomål/A 57759-2025 FSC-klagomål.docx
@@ -724,7 +724,7 @@
     <w:r>
       <w:tab/>
       <w:tab/>
-      <w:t>2026-06-16</w:t>
+      <w:t>2026-06-17</w:t>
       <w:br/>
       <w:br/>
     </w:r>

--- a/klagomål/A 57759-2025 FSC-klagomål.docx
+++ b/klagomål/A 57759-2025 FSC-klagomål.docx
@@ -1,6 +1,6 @@
 
 <file path=word/document.xml><?xml version="1.0" encoding="utf-8"?>
-<w:document xmlns:wpc="http://schemas.microsoft.com/office/word/2010/wordprocessingCanvas" xmlns:cx="http://schemas.microsoft.com/office/drawing/2014/chartex" xmlns:cx1="http://schemas.microsoft.com/office/drawing/2015/9/8/chartex" xmlns:cx2="http://schemas.microsoft.com/office/drawing/2015/10/21/chartex" xmlns:cx3="http://schemas.microsoft.com/office/drawing/2016/5/9/chartex" xmlns:cx4="http://schemas.microsoft.com/office/drawing/2016/5/10/chartex" xmlns:cx5="http://schemas.microsoft.com/office/drawing/2016/5/11/chartex" xmlns:cx6="http://schemas.microsoft.com/office/drawing/2016/5/12/chartex" xmlns:cx7="http://schemas.microsoft.com/office/drawing/2016/5/13/chartex" xmlns:cx8="http://schemas.microsoft.com/office/drawing/2016/5/14/chartex" xmlns:mc="http://schemas.openxmlformats.org/markup-compatibility/2006" xmlns:aink="http://schemas.microsoft.com/office/drawing/2016/ink" xmlns:am3d="http://schemas.microsoft.com/office/drawing/2017/model3d" xmlns:o="urn:schemas-microsoft-com:office:office" xmlns:oel="http://schemas.microsoft.com/office/2019/extlst" xmlns:r="http://schemas.openxmlformats.org/officeDocument/2006/relationships" xmlns:m="http://schemas.openxmlformats.org/officeDocument/2006/math" xmlns:v="urn:schemas-microsoft-com:vml" xmlns:wp14="http://schemas.microsoft.com/office/word/2010/wordprocessingDrawing" xmlns:wp="http://schemas.openxmlformats.org/drawingml/2006/wordprocessingDrawing" xmlns:w10="urn:schemas-microsoft-com:office:word" xmlns:w="http://schemas.openxmlformats.org/wordprocessingml/2006/main" xmlns:w14="http://schemas.microsoft.com/office/word/2010/wordml" xmlns:w15="http://schemas.microsoft.com/office/word/2012/wordml" xmlns:w16cex="http://schemas.microsoft.com/office/word/2018/wordml/cex" xmlns:w16cid="http://schemas.microsoft.com/office/word/2016/wordml/cid" xmlns:w16="http://schemas.microsoft.com/office/word/2018/wordml" xmlns:w16sdtdh="http://schemas.microsoft.com/office/word/2020/wordml/sdtdatahash" xmlns:w16se="http://schemas.microsoft.com/office/word/2015/wordml/symex" xmlns:wpg="http://schemas.microsoft.com/office/word/2010/wordprocessingGroup" xmlns:wpi="http://schemas.microsoft.com/office/word/2010/wordprocessingInk" xmlns:wne="http://schemas.microsoft.com/office/word/2006/wordml" xmlns:wps="http://schemas.microsoft.com/office/word/2010/wordprocessingShape" mc:Ignorable="w14 w15 w16se w16cid w16 w16cex w16sdtdh wp14">
+<w:document xmlns:wpc="http://schemas.microsoft.com/office/word/2010/wordprocessingCanvas" xmlns:cx="http://schemas.microsoft.com/office/drawing/2014/chartex" xmlns:cx1="http://schemas.microsoft.com/office/drawing/2015/9/8/chartex" xmlns:cx2="http://schemas.microsoft.com/office/drawing/2015/10/21/chartex" xmlns:cx3="http://schemas.microsoft.com/office/drawing/2016/5/9/chartex" xmlns:cx4="http://schemas.microsoft.com/office/drawing/2016/5/10/chartex" xmlns:cx5="http://schemas.microsoft.com/office/drawing/2016/5/11/chartex" xmlns:cx6="http://schemas.microsoft.com/office/drawing/2016/5/12/chartex" xmlns:cx7="http://schemas.microsoft.com/office/drawing/2016/5/13/chartex" xmlns:cx8="http://schemas.microsoft.com/office/drawing/2016/5/14/chartex" xmlns:mc="http://schemas.openxmlformats.org/markup-compatibility/2006" xmlns:aink="http://schemas.microsoft.com/office/drawing/2016/ink" xmlns:am3d="http://schemas.microsoft.com/office/drawing/2017/model3d" xmlns:o="urn:schemas-microsoft-com:office:office" xmlns:oel="http://schemas.microsoft.com/office/2019/extlst" xmlns:r="http://schemas.openxmlformats.org/officeDocument/2006/relationships" xmlns:m="http://schemas.openxmlformats.org/officeDocument/2006/math" xmlns:v="urn:schemas-microsoft-com:vml" xmlns:wp14="http://schemas.microsoft.com/office/word/2010/wordprocessingDrawing" xmlns:wp="http://schemas.openxmlformats.org/drawingml/2006/wordprocessingDrawing" xmlns:w10="urn:schemas-microsoft-com:office:word" xmlns:w="http://schemas.openxmlformats.org/wordprocessingml/2006/main" xmlns:w14="http://schemas.microsoft.com/office/word/2010/wordml" xmlns:w15="http://schemas.microsoft.com/office/word/2012/wordml" xmlns:w16cex="http://schemas.microsoft.com/office/word/2018/wordml/cex" xmlns:w16cid="http://schemas.microsoft.com/office/word/2016/wordml/cid" xmlns:w16="http://schemas.microsoft.com/office/word/2018/wordml" xmlns:w16du="http://schemas.microsoft.com/office/word/2023/wordml/word16du" xmlns:w16sdtdh="http://schemas.microsoft.com/office/word/2020/wordml/sdtdatahash" xmlns:w16sdtfl="http://schemas.microsoft.com/office/word/2024/wordml/sdtformatlock" xmlns:w16se="http://schemas.microsoft.com/office/word/2015/wordml/symex" xmlns:wpg="http://schemas.microsoft.com/office/word/2010/wordprocessingGroup" xmlns:wpi="http://schemas.microsoft.com/office/word/2010/wordprocessingInk" xmlns:wne="http://schemas.microsoft.com/office/word/2006/wordml" xmlns:wps="http://schemas.microsoft.com/office/word/2010/wordprocessingShape" mc:Ignorable="w14 w15 w16se w16cid w16 w16cex w16sdtdh w16sdtfl w16du wp14">
   <w:body>
     <w:p>
       <w:r>
@@ -168,7 +168,7 @@
     </w:p>
     <w:p>
       <w:r>
-        <w:t>Detta dokument behandlar höga naturvärden i avverkningsanmälan A 57759-2025 i Norsjö kommun. Denna avverkningsanmälan inkom 2025-11-20 13:16:18 och omfattar 11,0 ha.</w:t>
+        <w:t>Detta dokument behandlar höga naturvärden i avverkningsanmälan A 57759-2025 i Norsjö kommun som inkom 2025-11-20 och omfattar 11,0 ha.</w:t>
       </w:r>
     </w:p>
     <w:p>
@@ -191,12 +191,15 @@
     </w:p>
     <w:p>
       <w:r>
-        <w:t>I avverkningsanmälan har följande 3 naturvårdsarter hittats: kolflarnlav (NT), mörk kolflarnlav (NT) och plattlummer (S, §9). Av dessa är 2 rödlistade. För rödlistade arter har rödlistekategorin angivits inom parentes. Arter som är signalarter enligt Skogsstyrelsen har markerats med (S). För fridlysta arter anges även paragrafen i Artskyddsförordningen som arten är fridlyst enligt.</w:t>
+        <w:t>I avverkningsanmälan har följande 3 naturvårdsarter hittats: kolflarnlav (NT, T), mörk kolflarnlav (NT) och plattlummer (S, T, §9). Av dessa är 2 rödlistade. För rödlistade arter har rödlistekategorin angivits inom parentes. Arter som är signalarter enligt Skogsstyrelsen har markerats med (S). Typiska arter inom Natura 2000 som är kopplade till skogsekosystem har markerats med (T). För fridlysta arter anges även paragrafen i Artskyddsförordningen som arten är fridlyst enligt.</w:t>
       </w:r>
     </w:p>
     <w:p>
       <w:r>
-        <w:t>De påträffade naturvårdsarterna är ett tydligt kvitto på att detta rör sig om en skog med höga naturvärden. I Figur 1 visas en karta över det avverkningsanmälda området, där samtliga fyndplatser för naturvårdsarter som finns registrerade på Artportalen har markerats.</w:t>
+        <w:t>De påträffade naturvårdsarterna är ett tydligt kvitto på att det rör sig om en skog med höga naturvärden.</w:t>
+      </w:r>
+      <w:r>
+        <w:t xml:space="preserve"> I Figur 1 visas fyndplatser för naturvårdsarter i området, som finns registrerade på Artportalen.</w:t>
       </w:r>
     </w:p>
     <w:p>
@@ -206,7 +209,7 @@
       <w:r>
         <w:drawing>
           <wp:inline xmlns:a="http://schemas.openxmlformats.org/drawingml/2006/main" xmlns:pic="http://schemas.openxmlformats.org/drawingml/2006/picture">
-            <wp:extent cx="5486400" cy="4096563"/>
+            <wp:extent cx="5486400" cy="5305405"/>
             <wp:docPr id="1" name="Picture 1"/>
             <wp:cNvGraphicFramePr>
               <a:graphicFrameLocks noChangeAspect="1"/>
@@ -227,7 +230,7 @@
                   <pic:spPr>
                     <a:xfrm>
                       <a:off x="0" y="0"/>
-                      <a:ext cx="5486400" cy="4096563"/>
+                      <a:ext cx="5486400" cy="5305405"/>
                     </a:xfrm>
                     <a:prstGeom prst="rect"/>
                   </pic:spPr>
@@ -241,9 +244,60 @@
     <w:p>
       <w:pPr>
         <w:pStyle w:val="Caption"/>
+        <w:spacing w:after="240"/>
       </w:pPr>
       <w:r>
-        <w:t>Figur 1. Fyndplatser för naturvårdsarter i det avverkningsanmälda området (röd linje). Markörer utan svart kant är placerade på fyndplatsen. Markörer med svart kant är placerade vid sidan av fyndplatsen och har ett svart streck som visar fyndplatsens exakta position. Kartans mittpunktskoordinat är N 7209931, E 728671 i SWEREF 99 TM.</w:t>
+        <w:t>Figur 1. Fyndplatser för naturvårdsarter i avverkningsanmälan (röd linje). Markörer utan svart kant är placerade på fyndplatsen. Markörer med svart kant är placerade vid sidan av fyndplatsen och har ett svart streck som visar fyndplatsens exakta position. Kartans mittpunktskoordinat är N 7209931, E 728671 i SWEREF 99 TM.</w:t>
+      </w:r>
+    </w:p>
+    <w:p>
+      <w:pPr>
+        <w:pStyle w:val="Heading2"/>
+      </w:pPr>
+      <w:r>
+        <w:t>Fridlysta arter</w:t>
+      </w:r>
+    </w:p>
+    <w:p>
+      <w:r>
+        <w:t>Följande fridlysta arter har sina livsmiljöer och växtplatser i den avverkningsanmälda skogen: plattlummer (S, T, §9).</w:t>
+      </w:r>
+    </w:p>
+    <w:p>
+      <w:r>
+        <w:rPr>
+          <w:b/>
+        </w:rPr>
+        <w:t>Plattlummer (§9)</w:t>
+      </w:r>
+      <w:r>
+        <w:t xml:space="preserve"> växer främst i ljusöppna sandtallskogar eller annan gles, torr och brandpräglad hedbarrskog. Den är mest frekvent i olika typer av naturskogar och kontinuitetsskogar och missgynnas markant av slutavverkning och maskinell markberedning. Söder ut i landet förekommer de närstående arterna cypresslummer (VU, §8) och mellanlummer (VU, §9), vilka båda omfattas av EU:s art- och habitatdirektiv. Plattlummer är typisk art för </w:t>
+      </w:r>
+      <w:r>
+        <w:rPr>
+          <w:i/>
+        </w:rPr>
+        <w:t xml:space="preserve">9010 Taiga </w:t>
+      </w:r>
+      <w:r>
+        <w:t>och</w:t>
+      </w:r>
+      <w:r>
+        <w:rPr>
+          <w:i/>
+        </w:rPr>
+        <w:t xml:space="preserve"> 2320 Rissandhedar </w:t>
+      </w:r>
+      <w:r>
+        <w:t>(Nitare &amp; Skogsstyrelsen, 2019; SLU Artdatabanken, 2025).</w:t>
+      </w:r>
+    </w:p>
+    <w:p>
+      <w:pPr>
+        <w:pStyle w:val="Heading2"/>
+      </w:pPr>
+      <w:r>
+        <w:t>Övriga naturvårdsarter</w:t>
       </w:r>
     </w:p>
     <w:p>
@@ -275,48 +329,6 @@
       </w:r>
       <w:r>
         <w:t xml:space="preserve"> är brandberoende och växer nästan uteslutande på kolad hård kärnved av tall. Arten förekommer främst i glesa, öppna tall- och blandbarrskogar av naturskogskaraktär och etableringen verkar ske sent efter brand, kanske först efter 100–300 år. Mörk kolflarnlav indikerar skog med höga naturvärden och vanligast är att den påträffas på rester av nedbrunna torrakor och högstubbar och lågstubbar som är så grova att hela innandömet är urbränt. Tall- och blandbarrskogar av naturskogskaraktär med spår av återkommande bränder hyser höga biologiska värden och bör skyddas (SLU Artdatabanken, 2024).</w:t>
-      </w:r>
-    </w:p>
-    <w:p>
-      <w:pPr>
-        <w:pStyle w:val="Heading1"/>
-      </w:pPr>
-      <w:r>
-        <w:t>Fridlysta arter</w:t>
-      </w:r>
-    </w:p>
-    <w:p>
-      <w:r>
-        <w:t>Följande fridlysta arter har sina livsmiljöer och växtplatser i den avverkningsanmälda skogen: plattlummer (S, §9).</w:t>
-      </w:r>
-    </w:p>
-    <w:p>
-      <w:r>
-        <w:rPr>
-          <w:b/>
-        </w:rPr>
-        <w:t>Plattlummer (§9)</w:t>
-      </w:r>
-      <w:r>
-        <w:t xml:space="preserve"> växer främst i ljusöppna sandtallskogar eller annan gles, torr och brandpräglad hedbarrskog. Den är mest frekvent i olika typer av naturskogar och kontinuitetsskogar och missgynnas markant av slutavverkning och maskinell markberedning. Söder ut i landet förekommer de närstående arterna cypresslummer (VU, §8) och mellanlummer (VU, §9), vilka båda omfattas av EU:s art- och habitatdirektiv. Plattlummer är typisk art för </w:t>
-      </w:r>
-      <w:r>
-        <w:rPr>
-          <w:i/>
-        </w:rPr>
-        <w:t xml:space="preserve">9010 Taiga </w:t>
-      </w:r>
-      <w:r>
-        <w:t>och</w:t>
-      </w:r>
-      <w:r>
-        <w:rPr>
-          <w:i/>
-        </w:rPr>
-        <w:t xml:space="preserve"> 2320 Rissandhedar </w:t>
-      </w:r>
-      <w:r>
-        <w:t>(Nitare &amp; Skogsstyrelsen, 2019; SLU Artdatabanken, 2025).</w:t>
       </w:r>
     </w:p>
     <w:p>
@@ -614,7 +626,7 @@
 </file>
 
 <file path=word/endnotes.xml><?xml version="1.0" encoding="utf-8"?>
-<w:endnotes xmlns:wpc="http://schemas.microsoft.com/office/word/2010/wordprocessingCanvas" xmlns:cx="http://schemas.microsoft.com/office/drawing/2014/chartex" xmlns:cx1="http://schemas.microsoft.com/office/drawing/2015/9/8/chartex" xmlns:cx2="http://schemas.microsoft.com/office/drawing/2015/10/21/chartex" xmlns:cx3="http://schemas.microsoft.com/office/drawing/2016/5/9/chartex" xmlns:cx4="http://schemas.microsoft.com/office/drawing/2016/5/10/chartex" xmlns:cx5="http://schemas.microsoft.com/office/drawing/2016/5/11/chartex" xmlns:cx6="http://schemas.microsoft.com/office/drawing/2016/5/12/chartex" xmlns:cx7="http://schemas.microsoft.com/office/drawing/2016/5/13/chartex" xmlns:cx8="http://schemas.microsoft.com/office/drawing/2016/5/14/chartex" xmlns:mc="http://schemas.openxmlformats.org/markup-compatibility/2006" xmlns:aink="http://schemas.microsoft.com/office/drawing/2016/ink" xmlns:am3d="http://schemas.microsoft.com/office/drawing/2017/model3d" xmlns:o="urn:schemas-microsoft-com:office:office" xmlns:oel="http://schemas.microsoft.com/office/2019/extlst" xmlns:r="http://schemas.openxmlformats.org/officeDocument/2006/relationships" xmlns:m="http://schemas.openxmlformats.org/officeDocument/2006/math" xmlns:v="urn:schemas-microsoft-com:vml" xmlns:wp14="http://schemas.microsoft.com/office/word/2010/wordprocessingDrawing" xmlns:wp="http://schemas.openxmlformats.org/drawingml/2006/wordprocessingDrawing" xmlns:w10="urn:schemas-microsoft-com:office:word" xmlns:w="http://schemas.openxmlformats.org/wordprocessingml/2006/main" xmlns:w14="http://schemas.microsoft.com/office/word/2010/wordml" xmlns:w15="http://schemas.microsoft.com/office/word/2012/wordml" xmlns:w16cex="http://schemas.microsoft.com/office/word/2018/wordml/cex" xmlns:w16cid="http://schemas.microsoft.com/office/word/2016/wordml/cid" xmlns:w16="http://schemas.microsoft.com/office/word/2018/wordml" xmlns:w16sdtdh="http://schemas.microsoft.com/office/word/2020/wordml/sdtdatahash" xmlns:w16se="http://schemas.microsoft.com/office/word/2015/wordml/symex" xmlns:wpg="http://schemas.microsoft.com/office/word/2010/wordprocessingGroup" xmlns:wpi="http://schemas.microsoft.com/office/word/2010/wordprocessingInk" xmlns:wne="http://schemas.microsoft.com/office/word/2006/wordml" xmlns:wps="http://schemas.microsoft.com/office/word/2010/wordprocessingShape" mc:Ignorable="w14 w15 w16se w16cid w16 w16cex w16sdtdh wp14">
+<w:endnotes xmlns:wpc="http://schemas.microsoft.com/office/word/2010/wordprocessingCanvas" xmlns:cx="http://schemas.microsoft.com/office/drawing/2014/chartex" xmlns:cx1="http://schemas.microsoft.com/office/drawing/2015/9/8/chartex" xmlns:cx2="http://schemas.microsoft.com/office/drawing/2015/10/21/chartex" xmlns:cx3="http://schemas.microsoft.com/office/drawing/2016/5/9/chartex" xmlns:cx4="http://schemas.microsoft.com/office/drawing/2016/5/10/chartex" xmlns:cx5="http://schemas.microsoft.com/office/drawing/2016/5/11/chartex" xmlns:cx6="http://schemas.microsoft.com/office/drawing/2016/5/12/chartex" xmlns:cx7="http://schemas.microsoft.com/office/drawing/2016/5/13/chartex" xmlns:cx8="http://schemas.microsoft.com/office/drawing/2016/5/14/chartex" xmlns:mc="http://schemas.openxmlformats.org/markup-compatibility/2006" xmlns:aink="http://schemas.microsoft.com/office/drawing/2016/ink" xmlns:am3d="http://schemas.microsoft.com/office/drawing/2017/model3d" xmlns:o="urn:schemas-microsoft-com:office:office" xmlns:oel="http://schemas.microsoft.com/office/2019/extlst" xmlns:r="http://schemas.openxmlformats.org/officeDocument/2006/relationships" xmlns:m="http://schemas.openxmlformats.org/officeDocument/2006/math" xmlns:v="urn:schemas-microsoft-com:vml" xmlns:wp14="http://schemas.microsoft.com/office/word/2010/wordprocessingDrawing" xmlns:wp="http://schemas.openxmlformats.org/drawingml/2006/wordprocessingDrawing" xmlns:w10="urn:schemas-microsoft-com:office:word" xmlns:w="http://schemas.openxmlformats.org/wordprocessingml/2006/main" xmlns:w14="http://schemas.microsoft.com/office/word/2010/wordml" xmlns:w15="http://schemas.microsoft.com/office/word/2012/wordml" xmlns:w16cex="http://schemas.microsoft.com/office/word/2018/wordml/cex" xmlns:w16cid="http://schemas.microsoft.com/office/word/2016/wordml/cid" xmlns:w16="http://schemas.microsoft.com/office/word/2018/wordml" xmlns:w16du="http://schemas.microsoft.com/office/word/2023/wordml/word16du" xmlns:w16sdtdh="http://schemas.microsoft.com/office/word/2020/wordml/sdtdatahash" xmlns:w16sdtfl="http://schemas.microsoft.com/office/word/2024/wordml/sdtformatlock" xmlns:w16se="http://schemas.microsoft.com/office/word/2015/wordml/symex" xmlns:wpg="http://schemas.microsoft.com/office/word/2010/wordprocessingGroup" xmlns:wpi="http://schemas.microsoft.com/office/word/2010/wordprocessingInk" xmlns:wne="http://schemas.microsoft.com/office/word/2006/wordml" xmlns:wps="http://schemas.microsoft.com/office/word/2010/wordprocessingShape" mc:Ignorable="w14 w15 w16se w16cid w16 w16cex w16sdtdh w16sdtfl w16du wp14">
   <w:endnote w:type="separator" w:id="-1">
     <w:p>
       <w:pPr>
@@ -639,7 +651,7 @@
 </file>
 
 <file path=word/footer1.xml><?xml version="1.0" encoding="utf-8"?>
-<w:ftr xmlns:wpc="http://schemas.microsoft.com/office/word/2010/wordprocessingCanvas" xmlns:cx="http://schemas.microsoft.com/office/drawing/2014/chartex" xmlns:cx1="http://schemas.microsoft.com/office/drawing/2015/9/8/chartex" xmlns:cx2="http://schemas.microsoft.com/office/drawing/2015/10/21/chartex" xmlns:cx3="http://schemas.microsoft.com/office/drawing/2016/5/9/chartex" xmlns:cx4="http://schemas.microsoft.com/office/drawing/2016/5/10/chartex" xmlns:cx5="http://schemas.microsoft.com/office/drawing/2016/5/11/chartex" xmlns:cx6="http://schemas.microsoft.com/office/drawing/2016/5/12/chartex" xmlns:cx7="http://schemas.microsoft.com/office/drawing/2016/5/13/chartex" xmlns:cx8="http://schemas.microsoft.com/office/drawing/2016/5/14/chartex" xmlns:mc="http://schemas.openxmlformats.org/markup-compatibility/2006" xmlns:aink="http://schemas.microsoft.com/office/drawing/2016/ink" xmlns:am3d="http://schemas.microsoft.com/office/drawing/2017/model3d" xmlns:o="urn:schemas-microsoft-com:office:office" xmlns:oel="http://schemas.microsoft.com/office/2019/extlst" xmlns:r="http://schemas.openxmlformats.org/officeDocument/2006/relationships" xmlns:m="http://schemas.openxmlformats.org/officeDocument/2006/math" xmlns:v="urn:schemas-microsoft-com:vml" xmlns:wp14="http://schemas.microsoft.com/office/word/2010/wordprocessingDrawing" xmlns:wp="http://schemas.openxmlformats.org/drawingml/2006/wordprocessingDrawing" xmlns:w10="urn:schemas-microsoft-com:office:word" xmlns:w="http://schemas.openxmlformats.org/wordprocessingml/2006/main" xmlns:w14="http://schemas.microsoft.com/office/word/2010/wordml" xmlns:w15="http://schemas.microsoft.com/office/word/2012/wordml" xmlns:w16cex="http://schemas.microsoft.com/office/word/2018/wordml/cex" xmlns:w16cid="http://schemas.microsoft.com/office/word/2016/wordml/cid" xmlns:w16="http://schemas.microsoft.com/office/word/2018/wordml" xmlns:w16sdtdh="http://schemas.microsoft.com/office/word/2020/wordml/sdtdatahash" xmlns:w16se="http://schemas.microsoft.com/office/word/2015/wordml/symex" xmlns:wpg="http://schemas.microsoft.com/office/word/2010/wordprocessingGroup" xmlns:wpi="http://schemas.microsoft.com/office/word/2010/wordprocessingInk" xmlns:wne="http://schemas.microsoft.com/office/word/2006/wordml" xmlns:wps="http://schemas.microsoft.com/office/word/2010/wordprocessingShape" mc:Ignorable="w14 w15 w16se w16cid w16 w16cex w16sdtdh wp14">
+<w:ftr xmlns:wpc="http://schemas.microsoft.com/office/word/2010/wordprocessingCanvas" xmlns:cx="http://schemas.microsoft.com/office/drawing/2014/chartex" xmlns:cx1="http://schemas.microsoft.com/office/drawing/2015/9/8/chartex" xmlns:cx2="http://schemas.microsoft.com/office/drawing/2015/10/21/chartex" xmlns:cx3="http://schemas.microsoft.com/office/drawing/2016/5/9/chartex" xmlns:cx4="http://schemas.microsoft.com/office/drawing/2016/5/10/chartex" xmlns:cx5="http://schemas.microsoft.com/office/drawing/2016/5/11/chartex" xmlns:cx6="http://schemas.microsoft.com/office/drawing/2016/5/12/chartex" xmlns:cx7="http://schemas.microsoft.com/office/drawing/2016/5/13/chartex" xmlns:cx8="http://schemas.microsoft.com/office/drawing/2016/5/14/chartex" xmlns:mc="http://schemas.openxmlformats.org/markup-compatibility/2006" xmlns:aink="http://schemas.microsoft.com/office/drawing/2016/ink" xmlns:am3d="http://schemas.microsoft.com/office/drawing/2017/model3d" xmlns:o="urn:schemas-microsoft-com:office:office" xmlns:oel="http://schemas.microsoft.com/office/2019/extlst" xmlns:r="http://schemas.openxmlformats.org/officeDocument/2006/relationships" xmlns:m="http://schemas.openxmlformats.org/officeDocument/2006/math" xmlns:v="urn:schemas-microsoft-com:vml" xmlns:wp14="http://schemas.microsoft.com/office/word/2010/wordprocessingDrawing" xmlns:wp="http://schemas.openxmlformats.org/drawingml/2006/wordprocessingDrawing" xmlns:w10="urn:schemas-microsoft-com:office:word" xmlns:w="http://schemas.openxmlformats.org/wordprocessingml/2006/main" xmlns:w14="http://schemas.microsoft.com/office/word/2010/wordml" xmlns:w15="http://schemas.microsoft.com/office/word/2012/wordml" xmlns:w16cex="http://schemas.microsoft.com/office/word/2018/wordml/cex" xmlns:w16cid="http://schemas.microsoft.com/office/word/2016/wordml/cid" xmlns:w16="http://schemas.microsoft.com/office/word/2018/wordml" xmlns:w16du="http://schemas.microsoft.com/office/word/2023/wordml/word16du" xmlns:w16sdtdh="http://schemas.microsoft.com/office/word/2020/wordml/sdtdatahash" xmlns:w16sdtfl="http://schemas.microsoft.com/office/word/2024/wordml/sdtformatlock" xmlns:w16se="http://schemas.microsoft.com/office/word/2015/wordml/symex" xmlns:wpg="http://schemas.microsoft.com/office/word/2010/wordprocessingGroup" xmlns:wpi="http://schemas.microsoft.com/office/word/2010/wordprocessingInk" xmlns:wne="http://schemas.microsoft.com/office/word/2006/wordml" xmlns:wps="http://schemas.microsoft.com/office/word/2010/wordprocessingShape" mc:Ignorable="w14 w15 w16se w16cid w16 w16cex w16sdtdh w16sdtfl w16du wp14">
   <w:p>
     <w:pPr>
       <w:pStyle w:val="Footer"/>
@@ -649,7 +661,7 @@
 </file>
 
 <file path=word/footer2.xml><?xml version="1.0" encoding="utf-8"?>
-<w:ftr xmlns:wpc="http://schemas.microsoft.com/office/word/2010/wordprocessingCanvas" xmlns:cx="http://schemas.microsoft.com/office/drawing/2014/chartex" xmlns:cx1="http://schemas.microsoft.com/office/drawing/2015/9/8/chartex" xmlns:cx2="http://schemas.microsoft.com/office/drawing/2015/10/21/chartex" xmlns:cx3="http://schemas.microsoft.com/office/drawing/2016/5/9/chartex" xmlns:cx4="http://schemas.microsoft.com/office/drawing/2016/5/10/chartex" xmlns:cx5="http://schemas.microsoft.com/office/drawing/2016/5/11/chartex" xmlns:cx6="http://schemas.microsoft.com/office/drawing/2016/5/12/chartex" xmlns:cx7="http://schemas.microsoft.com/office/drawing/2016/5/13/chartex" xmlns:cx8="http://schemas.microsoft.com/office/drawing/2016/5/14/chartex" xmlns:mc="http://schemas.openxmlformats.org/markup-compatibility/2006" xmlns:aink="http://schemas.microsoft.com/office/drawing/2016/ink" xmlns:am3d="http://schemas.microsoft.com/office/drawing/2017/model3d" xmlns:o="urn:schemas-microsoft-com:office:office" xmlns:oel="http://schemas.microsoft.com/office/2019/extlst" xmlns:r="http://schemas.openxmlformats.org/officeDocument/2006/relationships" xmlns:m="http://schemas.openxmlformats.org/officeDocument/2006/math" xmlns:v="urn:schemas-microsoft-com:vml" xmlns:wp14="http://schemas.microsoft.com/office/word/2010/wordprocessingDrawing" xmlns:wp="http://schemas.openxmlformats.org/drawingml/2006/wordprocessingDrawing" xmlns:w10="urn:schemas-microsoft-com:office:word" xmlns:w="http://schemas.openxmlformats.org/wordprocessingml/2006/main" xmlns:w14="http://schemas.microsoft.com/office/word/2010/wordml" xmlns:w15="http://schemas.microsoft.com/office/word/2012/wordml" xmlns:w16cex="http://schemas.microsoft.com/office/word/2018/wordml/cex" xmlns:w16cid="http://schemas.microsoft.com/office/word/2016/wordml/cid" xmlns:w16="http://schemas.microsoft.com/office/word/2018/wordml" xmlns:w16sdtdh="http://schemas.microsoft.com/office/word/2020/wordml/sdtdatahash" xmlns:w16se="http://schemas.microsoft.com/office/word/2015/wordml/symex" xmlns:wpg="http://schemas.microsoft.com/office/word/2010/wordprocessingGroup" xmlns:wpi="http://schemas.microsoft.com/office/word/2010/wordprocessingInk" xmlns:wne="http://schemas.microsoft.com/office/word/2006/wordml" xmlns:wps="http://schemas.microsoft.com/office/word/2010/wordprocessingShape" mc:Ignorable="w14 w15 w16se w16cid w16 w16cex w16sdtdh wp14">
+<w:ftr xmlns:wpc="http://schemas.microsoft.com/office/word/2010/wordprocessingCanvas" xmlns:cx="http://schemas.microsoft.com/office/drawing/2014/chartex" xmlns:cx1="http://schemas.microsoft.com/office/drawing/2015/9/8/chartex" xmlns:cx2="http://schemas.microsoft.com/office/drawing/2015/10/21/chartex" xmlns:cx3="http://schemas.microsoft.com/office/drawing/2016/5/9/chartex" xmlns:cx4="http://schemas.microsoft.com/office/drawing/2016/5/10/chartex" xmlns:cx5="http://schemas.microsoft.com/office/drawing/2016/5/11/chartex" xmlns:cx6="http://schemas.microsoft.com/office/drawing/2016/5/12/chartex" xmlns:cx7="http://schemas.microsoft.com/office/drawing/2016/5/13/chartex" xmlns:cx8="http://schemas.microsoft.com/office/drawing/2016/5/14/chartex" xmlns:mc="http://schemas.openxmlformats.org/markup-compatibility/2006" xmlns:aink="http://schemas.microsoft.com/office/drawing/2016/ink" xmlns:am3d="http://schemas.microsoft.com/office/drawing/2017/model3d" xmlns:o="urn:schemas-microsoft-com:office:office" xmlns:oel="http://schemas.microsoft.com/office/2019/extlst" xmlns:r="http://schemas.openxmlformats.org/officeDocument/2006/relationships" xmlns:m="http://schemas.openxmlformats.org/officeDocument/2006/math" xmlns:v="urn:schemas-microsoft-com:vml" xmlns:wp14="http://schemas.microsoft.com/office/word/2010/wordprocessingDrawing" xmlns:wp="http://schemas.openxmlformats.org/drawingml/2006/wordprocessingDrawing" xmlns:w10="urn:schemas-microsoft-com:office:word" xmlns:w="http://schemas.openxmlformats.org/wordprocessingml/2006/main" xmlns:w14="http://schemas.microsoft.com/office/word/2010/wordml" xmlns:w15="http://schemas.microsoft.com/office/word/2012/wordml" xmlns:w16cex="http://schemas.microsoft.com/office/word/2018/wordml/cex" xmlns:w16cid="http://schemas.microsoft.com/office/word/2016/wordml/cid" xmlns:w16="http://schemas.microsoft.com/office/word/2018/wordml" xmlns:w16du="http://schemas.microsoft.com/office/word/2023/wordml/word16du" xmlns:w16sdtdh="http://schemas.microsoft.com/office/word/2020/wordml/sdtdatahash" xmlns:w16sdtfl="http://schemas.microsoft.com/office/word/2024/wordml/sdtformatlock" xmlns:w16se="http://schemas.microsoft.com/office/word/2015/wordml/symex" xmlns:wpg="http://schemas.microsoft.com/office/word/2010/wordprocessingGroup" xmlns:wpi="http://schemas.microsoft.com/office/word/2010/wordprocessingInk" xmlns:wne="http://schemas.microsoft.com/office/word/2006/wordml" xmlns:wps="http://schemas.microsoft.com/office/word/2010/wordprocessingShape" mc:Ignorable="w14 w15 w16se w16cid w16 w16cex w16sdtdh w16sdtfl w16du wp14">
   <w:p>
     <w:pPr>
       <w:pStyle w:val="Footer"/>
@@ -659,7 +671,7 @@
 </file>
 
 <file path=word/footer3.xml><?xml version="1.0" encoding="utf-8"?>
-<w:ftr xmlns:wpc="http://schemas.microsoft.com/office/word/2010/wordprocessingCanvas" xmlns:cx="http://schemas.microsoft.com/office/drawing/2014/chartex" xmlns:cx1="http://schemas.microsoft.com/office/drawing/2015/9/8/chartex" xmlns:cx2="http://schemas.microsoft.com/office/drawing/2015/10/21/chartex" xmlns:cx3="http://schemas.microsoft.com/office/drawing/2016/5/9/chartex" xmlns:cx4="http://schemas.microsoft.com/office/drawing/2016/5/10/chartex" xmlns:cx5="http://schemas.microsoft.com/office/drawing/2016/5/11/chartex" xmlns:cx6="http://schemas.microsoft.com/office/drawing/2016/5/12/chartex" xmlns:cx7="http://schemas.microsoft.com/office/drawing/2016/5/13/chartex" xmlns:cx8="http://schemas.microsoft.com/office/drawing/2016/5/14/chartex" xmlns:mc="http://schemas.openxmlformats.org/markup-compatibility/2006" xmlns:aink="http://schemas.microsoft.com/office/drawing/2016/ink" xmlns:am3d="http://schemas.microsoft.com/office/drawing/2017/model3d" xmlns:o="urn:schemas-microsoft-com:office:office" xmlns:oel="http://schemas.microsoft.com/office/2019/extlst" xmlns:r="http://schemas.openxmlformats.org/officeDocument/2006/relationships" xmlns:m="http://schemas.openxmlformats.org/officeDocument/2006/math" xmlns:v="urn:schemas-microsoft-com:vml" xmlns:wp14="http://schemas.microsoft.com/office/word/2010/wordprocessingDrawing" xmlns:wp="http://schemas.openxmlformats.org/drawingml/2006/wordprocessingDrawing" xmlns:w10="urn:schemas-microsoft-com:office:word" xmlns:w="http://schemas.openxmlformats.org/wordprocessingml/2006/main" xmlns:w14="http://schemas.microsoft.com/office/word/2010/wordml" xmlns:w15="http://schemas.microsoft.com/office/word/2012/wordml" xmlns:w16cex="http://schemas.microsoft.com/office/word/2018/wordml/cex" xmlns:w16cid="http://schemas.microsoft.com/office/word/2016/wordml/cid" xmlns:w16="http://schemas.microsoft.com/office/word/2018/wordml" xmlns:w16sdtdh="http://schemas.microsoft.com/office/word/2020/wordml/sdtdatahash" xmlns:w16se="http://schemas.microsoft.com/office/word/2015/wordml/symex" xmlns:wpg="http://schemas.microsoft.com/office/word/2010/wordprocessingGroup" xmlns:wpi="http://schemas.microsoft.com/office/word/2010/wordprocessingInk" xmlns:wne="http://schemas.microsoft.com/office/word/2006/wordml" xmlns:wps="http://schemas.microsoft.com/office/word/2010/wordprocessingShape" mc:Ignorable="w14 w15 w16se w16cid w16 w16cex w16sdtdh wp14">
+<w:ftr xmlns:wpc="http://schemas.microsoft.com/office/word/2010/wordprocessingCanvas" xmlns:cx="http://schemas.microsoft.com/office/drawing/2014/chartex" xmlns:cx1="http://schemas.microsoft.com/office/drawing/2015/9/8/chartex" xmlns:cx2="http://schemas.microsoft.com/office/drawing/2015/10/21/chartex" xmlns:cx3="http://schemas.microsoft.com/office/drawing/2016/5/9/chartex" xmlns:cx4="http://schemas.microsoft.com/office/drawing/2016/5/10/chartex" xmlns:cx5="http://schemas.microsoft.com/office/drawing/2016/5/11/chartex" xmlns:cx6="http://schemas.microsoft.com/office/drawing/2016/5/12/chartex" xmlns:cx7="http://schemas.microsoft.com/office/drawing/2016/5/13/chartex" xmlns:cx8="http://schemas.microsoft.com/office/drawing/2016/5/14/chartex" xmlns:mc="http://schemas.openxmlformats.org/markup-compatibility/2006" xmlns:aink="http://schemas.microsoft.com/office/drawing/2016/ink" xmlns:am3d="http://schemas.microsoft.com/office/drawing/2017/model3d" xmlns:o="urn:schemas-microsoft-com:office:office" xmlns:oel="http://schemas.microsoft.com/office/2019/extlst" xmlns:r="http://schemas.openxmlformats.org/officeDocument/2006/relationships" xmlns:m="http://schemas.openxmlformats.org/officeDocument/2006/math" xmlns:v="urn:schemas-microsoft-com:vml" xmlns:wp14="http://schemas.microsoft.com/office/word/2010/wordprocessingDrawing" xmlns:wp="http://schemas.openxmlformats.org/drawingml/2006/wordprocessingDrawing" xmlns:w10="urn:schemas-microsoft-com:office:word" xmlns:w="http://schemas.openxmlformats.org/wordprocessingml/2006/main" xmlns:w14="http://schemas.microsoft.com/office/word/2010/wordml" xmlns:w15="http://schemas.microsoft.com/office/word/2012/wordml" xmlns:w16cex="http://schemas.microsoft.com/office/word/2018/wordml/cex" xmlns:w16cid="http://schemas.microsoft.com/office/word/2016/wordml/cid" xmlns:w16="http://schemas.microsoft.com/office/word/2018/wordml" xmlns:w16du="http://schemas.microsoft.com/office/word/2023/wordml/word16du" xmlns:w16sdtdh="http://schemas.microsoft.com/office/word/2020/wordml/sdtdatahash" xmlns:w16sdtfl="http://schemas.microsoft.com/office/word/2024/wordml/sdtformatlock" xmlns:w16se="http://schemas.microsoft.com/office/word/2015/wordml/symex" xmlns:wpg="http://schemas.microsoft.com/office/word/2010/wordprocessingGroup" xmlns:wpi="http://schemas.microsoft.com/office/word/2010/wordprocessingInk" xmlns:wne="http://schemas.microsoft.com/office/word/2006/wordml" xmlns:wps="http://schemas.microsoft.com/office/word/2010/wordprocessingShape" mc:Ignorable="w14 w15 w16se w16cid w16 w16cex w16sdtdh w16sdtfl w16du wp14">
   <w:p>
     <w:pPr>
       <w:pStyle w:val="Footer"/>
@@ -669,7 +681,7 @@
 </file>
 
 <file path=word/footnotes.xml><?xml version="1.0" encoding="utf-8"?>
-<w:footnotes xmlns:wpc="http://schemas.microsoft.com/office/word/2010/wordprocessingCanvas" xmlns:cx="http://schemas.microsoft.com/office/drawing/2014/chartex" xmlns:cx1="http://schemas.microsoft.com/office/drawing/2015/9/8/chartex" xmlns:cx2="http://schemas.microsoft.com/office/drawing/2015/10/21/chartex" xmlns:cx3="http://schemas.microsoft.com/office/drawing/2016/5/9/chartex" xmlns:cx4="http://schemas.microsoft.com/office/drawing/2016/5/10/chartex" xmlns:cx5="http://schemas.microsoft.com/office/drawing/2016/5/11/chartex" xmlns:cx6="http://schemas.microsoft.com/office/drawing/2016/5/12/chartex" xmlns:cx7="http://schemas.microsoft.com/office/drawing/2016/5/13/chartex" xmlns:cx8="http://schemas.microsoft.com/office/drawing/2016/5/14/chartex" xmlns:mc="http://schemas.openxmlformats.org/markup-compatibility/2006" xmlns:aink="http://schemas.microsoft.com/office/drawing/2016/ink" xmlns:am3d="http://schemas.microsoft.com/office/drawing/2017/model3d" xmlns:o="urn:schemas-microsoft-com:office:office" xmlns:oel="http://schemas.microsoft.com/office/2019/extlst" xmlns:r="http://schemas.openxmlformats.org/officeDocument/2006/relationships" xmlns:m="http://schemas.openxmlformats.org/officeDocument/2006/math" xmlns:v="urn:schemas-microsoft-com:vml" xmlns:wp14="http://schemas.microsoft.com/office/word/2010/wordprocessingDrawing" xmlns:wp="http://schemas.openxmlformats.org/drawingml/2006/wordprocessingDrawing" xmlns:w10="urn:schemas-microsoft-com:office:word" xmlns:w="http://schemas.openxmlformats.org/wordprocessingml/2006/main" xmlns:w14="http://schemas.microsoft.com/office/word/2010/wordml" xmlns:w15="http://schemas.microsoft.com/office/word/2012/wordml" xmlns:w16cex="http://schemas.microsoft.com/office/word/2018/wordml/cex" xmlns:w16cid="http://schemas.microsoft.com/office/word/2016/wordml/cid" xmlns:w16="http://schemas.microsoft.com/office/word/2018/wordml" xmlns:w16sdtdh="http://schemas.microsoft.com/office/word/2020/wordml/sdtdatahash" xmlns:w16se="http://schemas.microsoft.com/office/word/2015/wordml/symex" xmlns:wpg="http://schemas.microsoft.com/office/word/2010/wordprocessingGroup" xmlns:wpi="http://schemas.microsoft.com/office/word/2010/wordprocessingInk" xmlns:wne="http://schemas.microsoft.com/office/word/2006/wordml" xmlns:wps="http://schemas.microsoft.com/office/word/2010/wordprocessingShape" mc:Ignorable="w14 w15 w16se w16cid w16 w16cex w16sdtdh wp14">
+<w:footnotes xmlns:wpc="http://schemas.microsoft.com/office/word/2010/wordprocessingCanvas" xmlns:cx="http://schemas.microsoft.com/office/drawing/2014/chartex" xmlns:cx1="http://schemas.microsoft.com/office/drawing/2015/9/8/chartex" xmlns:cx2="http://schemas.microsoft.com/office/drawing/2015/10/21/chartex" xmlns:cx3="http://schemas.microsoft.com/office/drawing/2016/5/9/chartex" xmlns:cx4="http://schemas.microsoft.com/office/drawing/2016/5/10/chartex" xmlns:cx5="http://schemas.microsoft.com/office/drawing/2016/5/11/chartex" xmlns:cx6="http://schemas.microsoft.com/office/drawing/2016/5/12/chartex" xmlns:cx7="http://schemas.microsoft.com/office/drawing/2016/5/13/chartex" xmlns:cx8="http://schemas.microsoft.com/office/drawing/2016/5/14/chartex" xmlns:mc="http://schemas.openxmlformats.org/markup-compatibility/2006" xmlns:aink="http://schemas.microsoft.com/office/drawing/2016/ink" xmlns:am3d="http://schemas.microsoft.com/office/drawing/2017/model3d" xmlns:o="urn:schemas-microsoft-com:office:office" xmlns:oel="http://schemas.microsoft.com/office/2019/extlst" xmlns:r="http://schemas.openxmlformats.org/officeDocument/2006/relationships" xmlns:m="http://schemas.openxmlformats.org/officeDocument/2006/math" xmlns:v="urn:schemas-microsoft-com:vml" xmlns:wp14="http://schemas.microsoft.com/office/word/2010/wordprocessingDrawing" xmlns:wp="http://schemas.openxmlformats.org/drawingml/2006/wordprocessingDrawing" xmlns:w10="urn:schemas-microsoft-com:office:word" xmlns:w="http://schemas.openxmlformats.org/wordprocessingml/2006/main" xmlns:w14="http://schemas.microsoft.com/office/word/2010/wordml" xmlns:w15="http://schemas.microsoft.com/office/word/2012/wordml" xmlns:w16cex="http://schemas.microsoft.com/office/word/2018/wordml/cex" xmlns:w16cid="http://schemas.microsoft.com/office/word/2016/wordml/cid" xmlns:w16="http://schemas.microsoft.com/office/word/2018/wordml" xmlns:w16du="http://schemas.microsoft.com/office/word/2023/wordml/word16du" xmlns:w16sdtdh="http://schemas.microsoft.com/office/word/2020/wordml/sdtdatahash" xmlns:w16sdtfl="http://schemas.microsoft.com/office/word/2024/wordml/sdtformatlock" xmlns:w16se="http://schemas.microsoft.com/office/word/2015/wordml/symex" xmlns:wpg="http://schemas.microsoft.com/office/word/2010/wordprocessingGroup" xmlns:wpi="http://schemas.microsoft.com/office/word/2010/wordprocessingInk" xmlns:wne="http://schemas.microsoft.com/office/word/2006/wordml" xmlns:wps="http://schemas.microsoft.com/office/word/2010/wordprocessingShape" mc:Ignorable="w14 w15 w16se w16cid w16 w16cex w16sdtdh w16sdtfl w16du wp14">
   <w:footnote w:type="separator" w:id="-1">
     <w:p>
       <w:pPr>
@@ -694,7 +706,7 @@
 </file>
 
 <file path=word/header1.xml><?xml version="1.0" encoding="utf-8"?>
-<w:hdr xmlns:wpc="http://schemas.microsoft.com/office/word/2010/wordprocessingCanvas" xmlns:cx="http://schemas.microsoft.com/office/drawing/2014/chartex" xmlns:cx1="http://schemas.microsoft.com/office/drawing/2015/9/8/chartex" xmlns:cx2="http://schemas.microsoft.com/office/drawing/2015/10/21/chartex" xmlns:cx3="http://schemas.microsoft.com/office/drawing/2016/5/9/chartex" xmlns:cx4="http://schemas.microsoft.com/office/drawing/2016/5/10/chartex" xmlns:cx5="http://schemas.microsoft.com/office/drawing/2016/5/11/chartex" xmlns:cx6="http://schemas.microsoft.com/office/drawing/2016/5/12/chartex" xmlns:cx7="http://schemas.microsoft.com/office/drawing/2016/5/13/chartex" xmlns:cx8="http://schemas.microsoft.com/office/drawing/2016/5/14/chartex" xmlns:mc="http://schemas.openxmlformats.org/markup-compatibility/2006" xmlns:aink="http://schemas.microsoft.com/office/drawing/2016/ink" xmlns:am3d="http://schemas.microsoft.com/office/drawing/2017/model3d" xmlns:o="urn:schemas-microsoft-com:office:office" xmlns:oel="http://schemas.microsoft.com/office/2019/extlst" xmlns:r="http://schemas.openxmlformats.org/officeDocument/2006/relationships" xmlns:m="http://schemas.openxmlformats.org/officeDocument/2006/math" xmlns:v="urn:schemas-microsoft-com:vml" xmlns:wp14="http://schemas.microsoft.com/office/word/2010/wordprocessingDrawing" xmlns:wp="http://schemas.openxmlformats.org/drawingml/2006/wordprocessingDrawing" xmlns:w10="urn:schemas-microsoft-com:office:word" xmlns:w="http://schemas.openxmlformats.org/wordprocessingml/2006/main" xmlns:w14="http://schemas.microsoft.com/office/word/2010/wordml" xmlns:w15="http://schemas.microsoft.com/office/word/2012/wordml" xmlns:w16cex="http://schemas.microsoft.com/office/word/2018/wordml/cex" xmlns:w16cid="http://schemas.microsoft.com/office/word/2016/wordml/cid" xmlns:w16="http://schemas.microsoft.com/office/word/2018/wordml" xmlns:w16sdtdh="http://schemas.microsoft.com/office/word/2020/wordml/sdtdatahash" xmlns:w16se="http://schemas.microsoft.com/office/word/2015/wordml/symex" xmlns:wpg="http://schemas.microsoft.com/office/word/2010/wordprocessingGroup" xmlns:wpi="http://schemas.microsoft.com/office/word/2010/wordprocessingInk" xmlns:wne="http://schemas.microsoft.com/office/word/2006/wordml" xmlns:wps="http://schemas.microsoft.com/office/word/2010/wordprocessingShape" mc:Ignorable="w14 w15 w16se w16cid w16 w16cex w16sdtdh wp14">
+<w:hdr xmlns:wpc="http://schemas.microsoft.com/office/word/2010/wordprocessingCanvas" xmlns:cx="http://schemas.microsoft.com/office/drawing/2014/chartex" xmlns:cx1="http://schemas.microsoft.com/office/drawing/2015/9/8/chartex" xmlns:cx2="http://schemas.microsoft.com/office/drawing/2015/10/21/chartex" xmlns:cx3="http://schemas.microsoft.com/office/drawing/2016/5/9/chartex" xmlns:cx4="http://schemas.microsoft.com/office/drawing/2016/5/10/chartex" xmlns:cx5="http://schemas.microsoft.com/office/drawing/2016/5/11/chartex" xmlns:cx6="http://schemas.microsoft.com/office/drawing/2016/5/12/chartex" xmlns:cx7="http://schemas.microsoft.com/office/drawing/2016/5/13/chartex" xmlns:cx8="http://schemas.microsoft.com/office/drawing/2016/5/14/chartex" xmlns:mc="http://schemas.openxmlformats.org/markup-compatibility/2006" xmlns:aink="http://schemas.microsoft.com/office/drawing/2016/ink" xmlns:am3d="http://schemas.microsoft.com/office/drawing/2017/model3d" xmlns:o="urn:schemas-microsoft-com:office:office" xmlns:oel="http://schemas.microsoft.com/office/2019/extlst" xmlns:r="http://schemas.openxmlformats.org/officeDocument/2006/relationships" xmlns:m="http://schemas.openxmlformats.org/officeDocument/2006/math" xmlns:v="urn:schemas-microsoft-com:vml" xmlns:wp14="http://schemas.microsoft.com/office/word/2010/wordprocessingDrawing" xmlns:wp="http://schemas.openxmlformats.org/drawingml/2006/wordprocessingDrawing" xmlns:w10="urn:schemas-microsoft-com:office:word" xmlns:w="http://schemas.openxmlformats.org/wordprocessingml/2006/main" xmlns:w14="http://schemas.microsoft.com/office/word/2010/wordml" xmlns:w15="http://schemas.microsoft.com/office/word/2012/wordml" xmlns:w16cex="http://schemas.microsoft.com/office/word/2018/wordml/cex" xmlns:w16cid="http://schemas.microsoft.com/office/word/2016/wordml/cid" xmlns:w16="http://schemas.microsoft.com/office/word/2018/wordml" xmlns:w16du="http://schemas.microsoft.com/office/word/2023/wordml/word16du" xmlns:w16sdtdh="http://schemas.microsoft.com/office/word/2020/wordml/sdtdatahash" xmlns:w16sdtfl="http://schemas.microsoft.com/office/word/2024/wordml/sdtformatlock" xmlns:w16se="http://schemas.microsoft.com/office/word/2015/wordml/symex" xmlns:wpg="http://schemas.microsoft.com/office/word/2010/wordprocessingGroup" xmlns:wpi="http://schemas.microsoft.com/office/word/2010/wordprocessingInk" xmlns:wne="http://schemas.microsoft.com/office/word/2006/wordml" xmlns:wps="http://schemas.microsoft.com/office/word/2010/wordprocessingShape" mc:Ignorable="w14 w15 w16se w16cid w16 w16cex w16sdtdh w16sdtfl w16du wp14">
   <w:p>
     <w:pPr>
       <w:pStyle w:val="Header"/>
@@ -704,7 +716,7 @@
 </file>
 
 <file path=word/header2.xml><?xml version="1.0" encoding="utf-8"?>
-<w:hdr xmlns:wpc="http://schemas.microsoft.com/office/word/2010/wordprocessingCanvas" xmlns:cx="http://schemas.microsoft.com/office/drawing/2014/chartex" xmlns:cx1="http://schemas.microsoft.com/office/drawing/2015/9/8/chartex" xmlns:cx2="http://schemas.microsoft.com/office/drawing/2015/10/21/chartex" xmlns:cx3="http://schemas.microsoft.com/office/drawing/2016/5/9/chartex" xmlns:cx4="http://schemas.microsoft.com/office/drawing/2016/5/10/chartex" xmlns:cx5="http://schemas.microsoft.com/office/drawing/2016/5/11/chartex" xmlns:cx6="http://schemas.microsoft.com/office/drawing/2016/5/12/chartex" xmlns:cx7="http://schemas.microsoft.com/office/drawing/2016/5/13/chartex" xmlns:cx8="http://schemas.microsoft.com/office/drawing/2016/5/14/chartex" xmlns:mc="http://schemas.openxmlformats.org/markup-compatibility/2006" xmlns:aink="http://schemas.microsoft.com/office/drawing/2016/ink" xmlns:am3d="http://schemas.microsoft.com/office/drawing/2017/model3d" xmlns:o="urn:schemas-microsoft-com:office:office" xmlns:oel="http://schemas.microsoft.com/office/2019/extlst" xmlns:r="http://schemas.openxmlformats.org/officeDocument/2006/relationships" xmlns:m="http://schemas.openxmlformats.org/officeDocument/2006/math" xmlns:v="urn:schemas-microsoft-com:vml" xmlns:wp14="http://schemas.microsoft.com/office/word/2010/wordprocessingDrawing" xmlns:wp="http://schemas.openxmlformats.org/drawingml/2006/wordprocessingDrawing" xmlns:w10="urn:schemas-microsoft-com:office:word" xmlns:w="http://schemas.openxmlformats.org/wordprocessingml/2006/main" xmlns:w14="http://schemas.microsoft.com/office/word/2010/wordml" xmlns:w15="http://schemas.microsoft.com/office/word/2012/wordml" xmlns:w16cex="http://schemas.microsoft.com/office/word/2018/wordml/cex" xmlns:w16cid="http://schemas.microsoft.com/office/word/2016/wordml/cid" xmlns:w16="http://schemas.microsoft.com/office/word/2018/wordml" xmlns:w16sdtdh="http://schemas.microsoft.com/office/word/2020/wordml/sdtdatahash" xmlns:w16se="http://schemas.microsoft.com/office/word/2015/wordml/symex" xmlns:wpg="http://schemas.microsoft.com/office/word/2010/wordprocessingGroup" xmlns:wpi="http://schemas.microsoft.com/office/word/2010/wordprocessingInk" xmlns:wne="http://schemas.microsoft.com/office/word/2006/wordml" xmlns:wps="http://schemas.microsoft.com/office/word/2010/wordprocessingShape" mc:Ignorable="w14 w15 w16se w16cid w16 w16cex w16sdtdh wp14">
+<w:hdr xmlns:wpc="http://schemas.microsoft.com/office/word/2010/wordprocessingCanvas" xmlns:cx="http://schemas.microsoft.com/office/drawing/2014/chartex" xmlns:cx1="http://schemas.microsoft.com/office/drawing/2015/9/8/chartex" xmlns:cx2="http://schemas.microsoft.com/office/drawing/2015/10/21/chartex" xmlns:cx3="http://schemas.microsoft.com/office/drawing/2016/5/9/chartex" xmlns:cx4="http://schemas.microsoft.com/office/drawing/2016/5/10/chartex" xmlns:cx5="http://schemas.microsoft.com/office/drawing/2016/5/11/chartex" xmlns:cx6="http://schemas.microsoft.com/office/drawing/2016/5/12/chartex" xmlns:cx7="http://schemas.microsoft.com/office/drawing/2016/5/13/chartex" xmlns:cx8="http://schemas.microsoft.com/office/drawing/2016/5/14/chartex" xmlns:mc="http://schemas.openxmlformats.org/markup-compatibility/2006" xmlns:aink="http://schemas.microsoft.com/office/drawing/2016/ink" xmlns:am3d="http://schemas.microsoft.com/office/drawing/2017/model3d" xmlns:o="urn:schemas-microsoft-com:office:office" xmlns:oel="http://schemas.microsoft.com/office/2019/extlst" xmlns:r="http://schemas.openxmlformats.org/officeDocument/2006/relationships" xmlns:m="http://schemas.openxmlformats.org/officeDocument/2006/math" xmlns:v="urn:schemas-microsoft-com:vml" xmlns:wp14="http://schemas.microsoft.com/office/word/2010/wordprocessingDrawing" xmlns:wp="http://schemas.openxmlformats.org/drawingml/2006/wordprocessingDrawing" xmlns:w10="urn:schemas-microsoft-com:office:word" xmlns:w="http://schemas.openxmlformats.org/wordprocessingml/2006/main" xmlns:w14="http://schemas.microsoft.com/office/word/2010/wordml" xmlns:w15="http://schemas.microsoft.com/office/word/2012/wordml" xmlns:w16cex="http://schemas.microsoft.com/office/word/2018/wordml/cex" xmlns:w16cid="http://schemas.microsoft.com/office/word/2016/wordml/cid" xmlns:w16="http://schemas.microsoft.com/office/word/2018/wordml" xmlns:w16du="http://schemas.microsoft.com/office/word/2023/wordml/word16du" xmlns:w16sdtdh="http://schemas.microsoft.com/office/word/2020/wordml/sdtdatahash" xmlns:w16sdtfl="http://schemas.microsoft.com/office/word/2024/wordml/sdtformatlock" xmlns:w16se="http://schemas.microsoft.com/office/word/2015/wordml/symex" xmlns:wpg="http://schemas.microsoft.com/office/word/2010/wordprocessingGroup" xmlns:wpi="http://schemas.microsoft.com/office/word/2010/wordprocessingInk" xmlns:wne="http://schemas.microsoft.com/office/word/2006/wordml" xmlns:wps="http://schemas.microsoft.com/office/word/2010/wordprocessingShape" mc:Ignorable="w14 w15 w16se w16cid w16 w16cex w16sdtdh w16sdtfl w16du wp14">
   <w:p>
     <w:pPr>
       <w:pStyle w:val="Header"/>
@@ -715,7 +727,7 @@
 </file>
 
 <file path=word/header3.xml><?xml version="1.0" encoding="utf-8"?>
-<w:hdr xmlns:wpc="http://schemas.microsoft.com/office/word/2010/wordprocessingCanvas" xmlns:cx="http://schemas.microsoft.com/office/drawing/2014/chartex" xmlns:cx1="http://schemas.microsoft.com/office/drawing/2015/9/8/chartex" xmlns:cx2="http://schemas.microsoft.com/office/drawing/2015/10/21/chartex" xmlns:cx3="http://schemas.microsoft.com/office/drawing/2016/5/9/chartex" xmlns:cx4="http://schemas.microsoft.com/office/drawing/2016/5/10/chartex" xmlns:cx5="http://schemas.microsoft.com/office/drawing/2016/5/11/chartex" xmlns:cx6="http://schemas.microsoft.com/office/drawing/2016/5/12/chartex" xmlns:cx7="http://schemas.microsoft.com/office/drawing/2016/5/13/chartex" xmlns:cx8="http://schemas.microsoft.com/office/drawing/2016/5/14/chartex" xmlns:mc="http://schemas.openxmlformats.org/markup-compatibility/2006" xmlns:aink="http://schemas.microsoft.com/office/drawing/2016/ink" xmlns:am3d="http://schemas.microsoft.com/office/drawing/2017/model3d" xmlns:o="urn:schemas-microsoft-com:office:office" xmlns:oel="http://schemas.microsoft.com/office/2019/extlst" xmlns:r="http://schemas.openxmlformats.org/officeDocument/2006/relationships" xmlns:m="http://schemas.openxmlformats.org/officeDocument/2006/math" xmlns:v="urn:schemas-microsoft-com:vml" xmlns:wp14="http://schemas.microsoft.com/office/word/2010/wordprocessingDrawing" xmlns:wp="http://schemas.openxmlformats.org/drawingml/2006/wordprocessingDrawing" xmlns:w10="urn:schemas-microsoft-com:office:word" xmlns:w="http://schemas.openxmlformats.org/wordprocessingml/2006/main" xmlns:w14="http://schemas.microsoft.com/office/word/2010/wordml" xmlns:w15="http://schemas.microsoft.com/office/word/2012/wordml" xmlns:w16cex="http://schemas.microsoft.com/office/word/2018/wordml/cex" xmlns:w16cid="http://schemas.microsoft.com/office/word/2016/wordml/cid" xmlns:w16="http://schemas.microsoft.com/office/word/2018/wordml" xmlns:w16sdtdh="http://schemas.microsoft.com/office/word/2020/wordml/sdtdatahash" xmlns:w16se="http://schemas.microsoft.com/office/word/2015/wordml/symex" xmlns:wpg="http://schemas.microsoft.com/office/word/2010/wordprocessingGroup" xmlns:wpi="http://schemas.microsoft.com/office/word/2010/wordprocessingInk" xmlns:wne="http://schemas.microsoft.com/office/word/2006/wordml" xmlns:wps="http://schemas.microsoft.com/office/word/2010/wordprocessingShape" mc:Ignorable="w14 w15 w16se w16cid w16 w16cex w16sdtdh wp14">
+<w:hdr xmlns:wpc="http://schemas.microsoft.com/office/word/2010/wordprocessingCanvas" xmlns:cx="http://schemas.microsoft.com/office/drawing/2014/chartex" xmlns:cx1="http://schemas.microsoft.com/office/drawing/2015/9/8/chartex" xmlns:cx2="http://schemas.microsoft.com/office/drawing/2015/10/21/chartex" xmlns:cx3="http://schemas.microsoft.com/office/drawing/2016/5/9/chartex" xmlns:cx4="http://schemas.microsoft.com/office/drawing/2016/5/10/chartex" xmlns:cx5="http://schemas.microsoft.com/office/drawing/2016/5/11/chartex" xmlns:cx6="http://schemas.microsoft.com/office/drawing/2016/5/12/chartex" xmlns:cx7="http://schemas.microsoft.com/office/drawing/2016/5/13/chartex" xmlns:cx8="http://schemas.microsoft.com/office/drawing/2016/5/14/chartex" xmlns:mc="http://schemas.openxmlformats.org/markup-compatibility/2006" xmlns:aink="http://schemas.microsoft.com/office/drawing/2016/ink" xmlns:am3d="http://schemas.microsoft.com/office/drawing/2017/model3d" xmlns:o="urn:schemas-microsoft-com:office:office" xmlns:oel="http://schemas.microsoft.com/office/2019/extlst" xmlns:r="http://schemas.openxmlformats.org/officeDocument/2006/relationships" xmlns:m="http://schemas.openxmlformats.org/officeDocument/2006/math" xmlns:v="urn:schemas-microsoft-com:vml" xmlns:wp14="http://schemas.microsoft.com/office/word/2010/wordprocessingDrawing" xmlns:wp="http://schemas.openxmlformats.org/drawingml/2006/wordprocessingDrawing" xmlns:w10="urn:schemas-microsoft-com:office:word" xmlns:w="http://schemas.openxmlformats.org/wordprocessingml/2006/main" xmlns:w14="http://schemas.microsoft.com/office/word/2010/wordml" xmlns:w15="http://schemas.microsoft.com/office/word/2012/wordml" xmlns:w16cex="http://schemas.microsoft.com/office/word/2018/wordml/cex" xmlns:w16cid="http://schemas.microsoft.com/office/word/2016/wordml/cid" xmlns:w16="http://schemas.microsoft.com/office/word/2018/wordml" xmlns:w16du="http://schemas.microsoft.com/office/word/2023/wordml/word16du" xmlns:w16sdtdh="http://schemas.microsoft.com/office/word/2020/wordml/sdtdatahash" xmlns:w16sdtfl="http://schemas.microsoft.com/office/word/2024/wordml/sdtformatlock" xmlns:w16se="http://schemas.microsoft.com/office/word/2015/wordml/symex" xmlns:wpg="http://schemas.microsoft.com/office/word/2010/wordprocessingGroup" xmlns:wpi="http://schemas.microsoft.com/office/word/2010/wordprocessingInk" xmlns:wne="http://schemas.microsoft.com/office/word/2006/wordml" xmlns:wps="http://schemas.microsoft.com/office/word/2010/wordprocessingShape" mc:Ignorable="w14 w15 w16se w16cid w16 w16cex w16sdtdh w16sdtfl w16du wp14">
   <w:p>
     <w:pPr>
       <w:pStyle w:val="Header"/>
@@ -724,7 +736,7 @@
     <w:r>
       <w:tab/>
       <w:tab/>
-      <w:t>2026-06-17</w:t>
+      <w:t>2026-06-18</w:t>
       <w:br/>
       <w:br/>
     </w:r>
@@ -741,7 +753,7 @@
 </file>
 
 <file path=word/numbering.xml><?xml version="1.0" encoding="utf-8"?>
-<w:numbering xmlns:wpc="http://schemas.microsoft.com/office/word/2010/wordprocessingCanvas" xmlns:cx="http://schemas.microsoft.com/office/drawing/2014/chartex" xmlns:cx1="http://schemas.microsoft.com/office/drawing/2015/9/8/chartex" xmlns:cx2="http://schemas.microsoft.com/office/drawing/2015/10/21/chartex" xmlns:cx3="http://schemas.microsoft.com/office/drawing/2016/5/9/chartex" xmlns:cx4="http://schemas.microsoft.com/office/drawing/2016/5/10/chartex" xmlns:cx5="http://schemas.microsoft.com/office/drawing/2016/5/11/chartex" xmlns:cx6="http://schemas.microsoft.com/office/drawing/2016/5/12/chartex" xmlns:cx7="http://schemas.microsoft.com/office/drawing/2016/5/13/chartex" xmlns:cx8="http://schemas.microsoft.com/office/drawing/2016/5/14/chartex" xmlns:mc="http://schemas.openxmlformats.org/markup-compatibility/2006" xmlns:aink="http://schemas.microsoft.com/office/drawing/2016/ink" xmlns:am3d="http://schemas.microsoft.com/office/drawing/2017/model3d" xmlns:o="urn:schemas-microsoft-com:office:office" xmlns:oel="http://schemas.microsoft.com/office/2019/extlst" xmlns:r="http://schemas.openxmlformats.org/officeDocument/2006/relationships" xmlns:m="http://schemas.openxmlformats.org/officeDocument/2006/math" xmlns:v="urn:schemas-microsoft-com:vml" xmlns:wp14="http://schemas.microsoft.com/office/word/2010/wordprocessingDrawing" xmlns:wp="http://schemas.openxmlformats.org/drawingml/2006/wordprocessingDrawing" xmlns:w10="urn:schemas-microsoft-com:office:word" xmlns:w="http://schemas.openxmlformats.org/wordprocessingml/2006/main" xmlns:w14="http://schemas.microsoft.com/office/word/2010/wordml" xmlns:w15="http://schemas.microsoft.com/office/word/2012/wordml" xmlns:w16cex="http://schemas.microsoft.com/office/word/2018/wordml/cex" xmlns:w16cid="http://schemas.microsoft.com/office/word/2016/wordml/cid" xmlns:w16="http://schemas.microsoft.com/office/word/2018/wordml" xmlns:w16sdtdh="http://schemas.microsoft.com/office/word/2020/wordml/sdtdatahash" xmlns:w16se="http://schemas.microsoft.com/office/word/2015/wordml/symex" xmlns:wpg="http://schemas.microsoft.com/office/word/2010/wordprocessingGroup" xmlns:wpi="http://schemas.microsoft.com/office/word/2010/wordprocessingInk" xmlns:wne="http://schemas.microsoft.com/office/word/2006/wordml" xmlns:wps="http://schemas.microsoft.com/office/word/2010/wordprocessingShape" mc:Ignorable="w14 w15 w16se w16cid w16 w16cex w16sdtdh wp14">
+<w:numbering xmlns:wpc="http://schemas.microsoft.com/office/word/2010/wordprocessingCanvas" xmlns:cx="http://schemas.microsoft.com/office/drawing/2014/chartex" xmlns:cx1="http://schemas.microsoft.com/office/drawing/2015/9/8/chartex" xmlns:cx2="http://schemas.microsoft.com/office/drawing/2015/10/21/chartex" xmlns:cx3="http://schemas.microsoft.com/office/drawing/2016/5/9/chartex" xmlns:cx4="http://schemas.microsoft.com/office/drawing/2016/5/10/chartex" xmlns:cx5="http://schemas.microsoft.com/office/drawing/2016/5/11/chartex" xmlns:cx6="http://schemas.microsoft.com/office/drawing/2016/5/12/chartex" xmlns:cx7="http://schemas.microsoft.com/office/drawing/2016/5/13/chartex" xmlns:cx8="http://schemas.microsoft.com/office/drawing/2016/5/14/chartex" xmlns:mc="http://schemas.openxmlformats.org/markup-compatibility/2006" xmlns:aink="http://schemas.microsoft.com/office/drawing/2016/ink" xmlns:am3d="http://schemas.microsoft.com/office/drawing/2017/model3d" xmlns:o="urn:schemas-microsoft-com:office:office" xmlns:oel="http://schemas.microsoft.com/office/2019/extlst" xmlns:r="http://schemas.openxmlformats.org/officeDocument/2006/relationships" xmlns:m="http://schemas.openxmlformats.org/officeDocument/2006/math" xmlns:v="urn:schemas-microsoft-com:vml" xmlns:wp14="http://schemas.microsoft.com/office/word/2010/wordprocessingDrawing" xmlns:wp="http://schemas.openxmlformats.org/drawingml/2006/wordprocessingDrawing" xmlns:w10="urn:schemas-microsoft-com:office:word" xmlns:w="http://schemas.openxmlformats.org/wordprocessingml/2006/main" xmlns:w14="http://schemas.microsoft.com/office/word/2010/wordml" xmlns:w15="http://schemas.microsoft.com/office/word/2012/wordml" xmlns:w16cex="http://schemas.microsoft.com/office/word/2018/wordml/cex" xmlns:w16cid="http://schemas.microsoft.com/office/word/2016/wordml/cid" xmlns:w16="http://schemas.microsoft.com/office/word/2018/wordml" xmlns:w16du="http://schemas.microsoft.com/office/word/2023/wordml/word16du" xmlns:w16sdtdh="http://schemas.microsoft.com/office/word/2020/wordml/sdtdatahash" xmlns:w16sdtfl="http://schemas.microsoft.com/office/word/2024/wordml/sdtformatlock" xmlns:w16se="http://schemas.microsoft.com/office/word/2015/wordml/symex" xmlns:wpg="http://schemas.microsoft.com/office/word/2010/wordprocessingGroup" xmlns:wpi="http://schemas.microsoft.com/office/word/2010/wordprocessingInk" xmlns:wne="http://schemas.microsoft.com/office/word/2006/wordml" xmlns:wps="http://schemas.microsoft.com/office/word/2010/wordprocessingShape" mc:Ignorable="w14 w15 w16se w16cid w16 w16cex w16sdtdh w16sdtfl w16du wp14">
   <w:abstractNum w:abstractNumId="0" w15:restartNumberingAfterBreak="0">
     <w:nsid w:val="FFFFFF7C"/>
     <w:multiLevelType w:val="singleLevel"/>
@@ -944,7 +956,7 @@
 </file>
 
 <file path=word/styles.xml><?xml version="1.0" encoding="utf-8"?>
-<w:styles xmlns:mc="http://schemas.openxmlformats.org/markup-compatibility/2006" xmlns:r="http://schemas.openxmlformats.org/officeDocument/2006/relationships" xmlns:w="http://schemas.openxmlformats.org/wordprocessingml/2006/main" xmlns:w14="http://schemas.microsoft.com/office/word/2010/wordml" xmlns:w15="http://schemas.microsoft.com/office/word/2012/wordml" xmlns:w16cex="http://schemas.microsoft.com/office/word/2018/wordml/cex" xmlns:w16cid="http://schemas.microsoft.com/office/word/2016/wordml/cid" xmlns:w16="http://schemas.microsoft.com/office/word/2018/wordml" xmlns:w16sdtdh="http://schemas.microsoft.com/office/word/2020/wordml/sdtdatahash" xmlns:w16se="http://schemas.microsoft.com/office/word/2015/wordml/symex" mc:Ignorable="w14 w15 w16se w16cid w16 w16cex w16sdtdh">
+<w:styles xmlns:mc="http://schemas.openxmlformats.org/markup-compatibility/2006" xmlns:r="http://schemas.openxmlformats.org/officeDocument/2006/relationships" xmlns:w="http://schemas.openxmlformats.org/wordprocessingml/2006/main" xmlns:w14="http://schemas.microsoft.com/office/word/2010/wordml" xmlns:w15="http://schemas.microsoft.com/office/word/2012/wordml" xmlns:w16cex="http://schemas.microsoft.com/office/word/2018/wordml/cex" xmlns:w16cid="http://schemas.microsoft.com/office/word/2016/wordml/cid" xmlns:w16="http://schemas.microsoft.com/office/word/2018/wordml" xmlns:w16du="http://schemas.microsoft.com/office/word/2023/wordml/word16du" xmlns:w16sdtdh="http://schemas.microsoft.com/office/word/2020/wordml/sdtdatahash" xmlns:w16sdtfl="http://schemas.microsoft.com/office/word/2024/wordml/sdtformatlock" xmlns:w16se="http://schemas.microsoft.com/office/word/2015/wordml/symex" mc:Ignorable="w14 w15 w16se w16cid w16 w16cex w16sdtdh w16sdtfl w16du">
   <w:docDefaults>
     <w:rPrDefault>
       <w:rPr>
@@ -1702,7 +1714,7 @@
     <w:link w:val="TitleChar"/>
     <w:uiPriority w:val="10"/>
     <w:qFormat/>
-    <w:rsid w:val="007106C8"/>
+    <w:rsid w:val="00E854FA"/>
     <w:pPr>
       <w:spacing w:after="300" w:line="240" w:lineRule="auto"/>
       <w:contextualSpacing/>
@@ -1712,7 +1724,7 @@
       <w:rFonts w:eastAsiaTheme="majorEastAsia" w:cstheme="majorBidi"/>
       <w:spacing w:val="5"/>
       <w:kern w:val="28"/>
-      <w:sz w:val="52"/>
+      <w:sz w:val="40"/>
       <w:szCs w:val="52"/>
       <w:lang w:val="sv-SE" w:eastAsia="en-US" w:bidi="ar-SA"/>
     </w:rPr>
@@ -1722,12 +1734,12 @@
     <w:basedOn w:val="DefaultParagraphFont"/>
     <w:link w:val="Title"/>
     <w:uiPriority w:val="10"/>
-    <w:rsid w:val="007106C8"/>
+    <w:rsid w:val="00E854FA"/>
     <w:rPr>
       <w:rFonts w:ascii="Times New Roman" w:eastAsiaTheme="majorEastAsia" w:hAnsi="Times New Roman" w:cstheme="majorBidi"/>
       <w:spacing w:val="5"/>
       <w:kern w:val="28"/>
-      <w:sz w:val="52"/>
+      <w:sz w:val="40"/>
       <w:szCs w:val="52"/>
       <w:lang w:val="sv-SE" w:eastAsia="en-US" w:bidi="ar-SA"/>
     </w:rPr>

--- a/klagomål/A 57759-2025 FSC-klagomål.docx
+++ b/klagomål/A 57759-2025 FSC-klagomål.docx
@@ -736,7 +736,7 @@
     <w:r>
       <w:tab/>
       <w:tab/>
-      <w:t>2026-06-18</w:t>
+      <w:t>2026-06-19</w:t>
       <w:br/>
       <w:br/>
     </w:r>

--- a/klagomål/A 57759-2025 FSC-klagomål.docx
+++ b/klagomål/A 57759-2025 FSC-klagomål.docx
@@ -736,7 +736,7 @@
     <w:r>
       <w:tab/>
       <w:tab/>
-      <w:t>2026-06-19</w:t>
+      <w:t>2026-06-20</w:t>
       <w:br/>
       <w:br/>
     </w:r>

--- a/klagomål/A 57759-2025 FSC-klagomål.docx
+++ b/klagomål/A 57759-2025 FSC-klagomål.docx
@@ -168,38 +168,7 @@
     </w:p>
     <w:p>
       <w:r>
-        <w:t>Detta dokument behandlar höga naturvärden i avverkningsanmälan A 57759-2025 i Norsjö kommun som inkom 2025-11-20 och omfattar 11,0 ha.</w:t>
-      </w:r>
-    </w:p>
-    <w:p>
-      <w:r>
-        <w:t>Nedan presenteras fynd av naturvårdsarter och fridlysta arter som gjorts i det avverkningsanmälda området, samt relevanta utdrag ur standarderna för FSC, Chain of Custody, Controlled Wood och PEFC.</w:t>
-      </w:r>
-    </w:p>
-    <w:p>
-      <w:r>
-        <w:t>Vi förväntar oss att ni återkommer med ett skriftligt svar på vårt klagomål och även beskriver vilka korrigerande åtgärder ni satt in för att rätta till identifierade brister i er efterlevnad av den svenska FSC standarden.</w:t>
-      </w:r>
-    </w:p>
-    <w:p>
-      <w:pPr>
-        <w:pStyle w:val="Heading1"/>
-      </w:pPr>
-      <w:r>
-        <w:t>Naturvårdsarter</w:t>
-      </w:r>
-    </w:p>
-    <w:p>
-      <w:r>
-        <w:t>I avverkningsanmälan har följande 3 naturvårdsarter hittats: kolflarnlav (NT, T), mörk kolflarnlav (NT) och plattlummer (S, T, §9). Av dessa är 2 rödlistade. För rödlistade arter har rödlistekategorin angivits inom parentes. Arter som är signalarter enligt Skogsstyrelsen har markerats med (S). Typiska arter inom Natura 2000 som är kopplade till skogsekosystem har markerats med (T). För fridlysta arter anges även paragrafen i Artskyddsförordningen som arten är fridlyst enligt.</w:t>
-      </w:r>
-    </w:p>
-    <w:p>
-      <w:r>
-        <w:t>De påträffade naturvårdsarterna är ett tydligt kvitto på att det rör sig om en skog med höga naturvärden.</w:t>
-      </w:r>
-      <w:r>
-        <w:t xml:space="preserve"> I Figur 1 visas fyndplatser för naturvårdsarter i området, som finns registrerade på Artportalen.</w:t>
+        <w:t>Detta klagomål behandlar höga naturvärden i avverkningsanmälan A 57759-2025 i Norsjö kommun som inkom 2025-11-20 och omfattar 11,0 ha.</w:t>
       </w:r>
     </w:p>
     <w:p>
@@ -247,57 +216,35 @@
         <w:spacing w:after="240"/>
       </w:pPr>
       <w:r>
-        <w:t>Figur 1. Fyndplatser för naturvårdsarter i avverkningsanmälan (röd linje). Markörer utan svart kant är placerade på fyndplatsen. Markörer med svart kant är placerade vid sidan av fyndplatsen och har ett svart streck som visar fyndplatsens exakta position. Kartans mittpunktskoordinat är N 7209931, E 728671 i SWEREF 99 TM.</w:t>
+        <w:t>Figur 1. Fyndplatser för naturvårdsarter i avverkningsanmälan. Markörer utan svart kant är placerade på fyndplatsen. Markörer med svart kant är placerade vid sidan av fyndplatsen har ett svart streck som visar fyndplatsens exakta position. Kartans mittpunktskoordinat är N 7209931, E 728671 i SWEREF 99 TM.</w:t>
+      </w:r>
+    </w:p>
+    <w:p>
+      <w:r>
+        <w:t>I avverkningsanmälan finns fynd av 3 naturvårdsarter, varav 2 är rödlistade, 1 är fridlyst, 2 är typiska (T) och 1 är signalart (S): kolflarnlav (NT, T), mörk kolflarnlav (NT) och plattlummer (S, T, §9). Se Figur 1.</w:t>
+      </w:r>
+    </w:p>
+    <w:p>
+      <w:r>
+        <w:t>Nedan presenteras relevanta utdrag ur standarderna för FSC, Chain of Custody, Controlled Wood och PEFC.</w:t>
+      </w:r>
+    </w:p>
+    <w:p>
+      <w:r>
+        <w:t>Vi förväntar oss att ni återkommer med ett skriftligt svar på vårt klagomål och även beskriver vilka korrigerande åtgärder ni satt in för att rätta till identifierade brister i er efterlevnad av den svenska FSC standarden.</w:t>
       </w:r>
     </w:p>
     <w:p>
       <w:pPr>
-        <w:pStyle w:val="Heading2"/>
+        <w:pStyle w:val="Heading1"/>
       </w:pPr>
       <w:r>
-        <w:t>Fridlysta arter</w:t>
+        <w:t>Naturvårdsarter och fridlysta arter</w:t>
       </w:r>
     </w:p>
     <w:p>
       <w:r>
-        <w:t>Följande fridlysta arter har sina livsmiljöer och växtplatser i den avverkningsanmälda skogen: plattlummer (S, T, §9).</w:t>
-      </w:r>
-    </w:p>
-    <w:p>
-      <w:r>
-        <w:rPr>
-          <w:b/>
-        </w:rPr>
-        <w:t>Plattlummer (§9)</w:t>
-      </w:r>
-      <w:r>
-        <w:t xml:space="preserve"> växer främst i ljusöppna sandtallskogar eller annan gles, torr och brandpräglad hedbarrskog. Den är mest frekvent i olika typer av naturskogar och kontinuitetsskogar och missgynnas markant av slutavverkning och maskinell markberedning. Söder ut i landet förekommer de närstående arterna cypresslummer (VU, §8) och mellanlummer (VU, §9), vilka båda omfattas av EU:s art- och habitatdirektiv. Plattlummer är typisk art för </w:t>
-      </w:r>
-      <w:r>
-        <w:rPr>
-          <w:i/>
-        </w:rPr>
-        <w:t xml:space="preserve">9010 Taiga </w:t>
-      </w:r>
-      <w:r>
-        <w:t>och</w:t>
-      </w:r>
-      <w:r>
-        <w:rPr>
-          <w:i/>
-        </w:rPr>
-        <w:t xml:space="preserve"> 2320 Rissandhedar </w:t>
-      </w:r>
-      <w:r>
-        <w:t>(Nitare &amp; Skogsstyrelsen, 2019; SLU Artdatabanken, 2025).</w:t>
-      </w:r>
-    </w:p>
-    <w:p>
-      <w:pPr>
-        <w:pStyle w:val="Heading2"/>
-      </w:pPr>
-      <w:r>
-        <w:t>Övriga naturvårdsarter</w:t>
+        <w:t>Nedan följer beskrivningar av de naturvårdsarter och fridlysta arter som har sina livsmiljöer och växtplatser i den avverkningsanmälda skogen. De påträffade naturvårdsarterna är ett tydligt kvitto på att det rör sig om en skog med höga naturvärden.</w:t>
       </w:r>
     </w:p>
     <w:p>
@@ -329,6 +276,35 @@
       </w:r>
       <w:r>
         <w:t xml:space="preserve"> är brandberoende och växer nästan uteslutande på kolad hård kärnved av tall. Arten förekommer främst i glesa, öppna tall- och blandbarrskogar av naturskogskaraktär och etableringen verkar ske sent efter brand, kanske först efter 100–300 år. Mörk kolflarnlav indikerar skog med höga naturvärden och vanligast är att den påträffas på rester av nedbrunna torrakor och högstubbar och lågstubbar som är så grova att hela innandömet är urbränt. Tall- och blandbarrskogar av naturskogskaraktär med spår av återkommande bränder hyser höga biologiska värden och bör skyddas (SLU Artdatabanken, 2024).</w:t>
+      </w:r>
+    </w:p>
+    <w:p>
+      <w:r>
+        <w:rPr>
+          <w:b/>
+        </w:rPr>
+        <w:t>Plattlummer (§9)</w:t>
+      </w:r>
+      <w:r>
+        <w:t xml:space="preserve"> växer främst i ljusöppna sandtallskogar eller annan gles, torr och brandpräglad hedbarrskog. Den är mest frekvent i olika typer av naturskogar och kontinuitetsskogar och missgynnas markant av slutavverkning och maskinell markberedning. Söder ut i landet förekommer de närstående arterna cypresslummer (VU, §8) och mellanlummer (VU, §9), vilka båda omfattas av EU:s art- och habitatdirektiv. Plattlummer är typisk art för </w:t>
+      </w:r>
+      <w:r>
+        <w:rPr>
+          <w:i/>
+        </w:rPr>
+        <w:t xml:space="preserve">9010 Taiga </w:t>
+      </w:r>
+      <w:r>
+        <w:t>och</w:t>
+      </w:r>
+      <w:r>
+        <w:rPr>
+          <w:i/>
+        </w:rPr>
+        <w:t xml:space="preserve"> 2320 Rissandhedar </w:t>
+      </w:r>
+      <w:r>
+        <w:t>(Nitare &amp; Skogsstyrelsen, 2019; SLU Artdatabanken, 2025).</w:t>
       </w:r>
     </w:p>
     <w:p>
@@ -736,7 +712,7 @@
     <w:r>
       <w:tab/>
       <w:tab/>
-      <w:t>2026-06-20</w:t>
+      <w:t>2026-06-21</w:t>
       <w:br/>
       <w:br/>
     </w:r>

--- a/klagomål/A 57759-2025 FSC-klagomål.docx
+++ b/klagomål/A 57759-2025 FSC-klagomål.docx
@@ -712,7 +712,7 @@
     <w:r>
       <w:tab/>
       <w:tab/>
-      <w:t>2026-06-21</w:t>
+      <w:t>2026-06-22</w:t>
       <w:br/>
       <w:br/>
     </w:r>

--- a/klagomål/A 57759-2025 FSC-klagomål.docx
+++ b/klagomål/A 57759-2025 FSC-klagomål.docx
@@ -712,7 +712,7 @@
     <w:r>
       <w:tab/>
       <w:tab/>
-      <w:t>2026-06-22</w:t>
+      <w:t>2026-06-23</w:t>
       <w:br/>
       <w:br/>
     </w:r>

--- a/klagomål/A 57759-2025 FSC-klagomål.docx
+++ b/klagomål/A 57759-2025 FSC-klagomål.docx
@@ -712,7 +712,7 @@
     <w:r>
       <w:tab/>
       <w:tab/>
-      <w:t>2026-06-23</w:t>
+      <w:t>2026-06-24</w:t>
       <w:br/>
       <w:br/>
     </w:r>

--- a/klagomål/A 57759-2025 FSC-klagomål.docx
+++ b/klagomål/A 57759-2025 FSC-klagomål.docx
@@ -712,7 +712,7 @@
     <w:r>
       <w:tab/>
       <w:tab/>
-      <w:t>2026-06-24</w:t>
+      <w:t>2026-06-25</w:t>
       <w:br/>
       <w:br/>
     </w:r>

--- a/klagomål/A 57759-2025 FSC-klagomål.docx
+++ b/klagomål/A 57759-2025 FSC-klagomål.docx
@@ -712,7 +712,7 @@
     <w:r>
       <w:tab/>
       <w:tab/>
-      <w:t>2026-06-25</w:t>
+      <w:t>2026-06-26</w:t>
       <w:br/>
       <w:br/>
     </w:r>

--- a/klagomål/A 57759-2025 FSC-klagomål.docx
+++ b/klagomål/A 57759-2025 FSC-klagomål.docx
@@ -712,7 +712,7 @@
     <w:r>
       <w:tab/>
       <w:tab/>
-      <w:t>2026-06-26</w:t>
+      <w:t>2026-06-27</w:t>
       <w:br/>
       <w:br/>
     </w:r>

--- a/klagomål/A 57759-2025 FSC-klagomål.docx
+++ b/klagomål/A 57759-2025 FSC-klagomål.docx
@@ -712,7 +712,7 @@
     <w:r>
       <w:tab/>
       <w:tab/>
-      <w:t>2026-06-27</w:t>
+      <w:t>2026-06-28</w:t>
       <w:br/>
       <w:br/>
     </w:r>

--- a/klagomål/A 57759-2025 FSC-klagomål.docx
+++ b/klagomål/A 57759-2025 FSC-klagomål.docx
@@ -712,7 +712,7 @@
     <w:r>
       <w:tab/>
       <w:tab/>
-      <w:t>2026-06-28</w:t>
+      <w:t>2026-06-29</w:t>
       <w:br/>
       <w:br/>
     </w:r>

--- a/klagomål/A 57759-2025 FSC-klagomål.docx
+++ b/klagomål/A 57759-2025 FSC-klagomål.docx
@@ -712,7 +712,7 @@
     <w:r>
       <w:tab/>
       <w:tab/>
-      <w:t>2026-06-29</w:t>
+      <w:t>2026-06-30</w:t>
       <w:br/>
       <w:br/>
     </w:r>

--- a/klagomål/A 57759-2025 FSC-klagomål.docx
+++ b/klagomål/A 57759-2025 FSC-klagomål.docx
@@ -712,7 +712,7 @@
     <w:r>
       <w:tab/>
       <w:tab/>
-      <w:t>2026-06-30</w:t>
+      <w:t>2026-07-01</w:t>
       <w:br/>
       <w:br/>
     </w:r>

--- a/klagomål/A 57759-2025 FSC-klagomål.docx
+++ b/klagomål/A 57759-2025 FSC-klagomål.docx
@@ -712,7 +712,7 @@
     <w:r>
       <w:tab/>
       <w:tab/>
-      <w:t>2026-07-01</w:t>
+      <w:t>2026-07-02</w:t>
       <w:br/>
       <w:br/>
     </w:r>

--- a/klagomål/A 57759-2025 FSC-klagomål.docx
+++ b/klagomål/A 57759-2025 FSC-klagomål.docx
@@ -712,7 +712,7 @@
     <w:r>
       <w:tab/>
       <w:tab/>
-      <w:t>2026-07-13</w:t>
+      <w:t>2026-07-14</w:t>
       <w:br/>
       <w:br/>
     </w:r>

--- a/klagomål/A 57759-2025 FSC-klagomål.docx
+++ b/klagomål/A 57759-2025 FSC-klagomål.docx
@@ -712,7 +712,7 @@
     <w:r>
       <w:tab/>
       <w:tab/>
-      <w:t>2026-07-14</w:t>
+      <w:t>2026-07-15</w:t>
       <w:br/>
       <w:br/>
     </w:r>

--- a/klagomål/A 57759-2025 FSC-klagomål.docx
+++ b/klagomål/A 57759-2025 FSC-klagomål.docx
@@ -712,7 +712,7 @@
     <w:r>
       <w:tab/>
       <w:tab/>
-      <w:t>2026-07-15</w:t>
+      <w:t>2026-07-16</w:t>
       <w:br/>
       <w:br/>
     </w:r>

--- a/klagomål/A 57759-2025 FSC-klagomål.docx
+++ b/klagomål/A 57759-2025 FSC-klagomål.docx
@@ -712,7 +712,7 @@
     <w:r>
       <w:tab/>
       <w:tab/>
-      <w:t>2026-07-16</w:t>
+      <w:t>2026-07-17</w:t>
       <w:br/>
       <w:br/>
     </w:r>

--- a/klagomål/A 57759-2025 FSC-klagomål.docx
+++ b/klagomål/A 57759-2025 FSC-klagomål.docx
@@ -712,7 +712,7 @@
     <w:r>
       <w:tab/>
       <w:tab/>
-      <w:t>2026-07-17</w:t>
+      <w:t>2026-07-18</w:t>
       <w:br/>
       <w:br/>
     </w:r>

--- a/klagomål/A 57759-2025 FSC-klagomål.docx
+++ b/klagomål/A 57759-2025 FSC-klagomål.docx
@@ -712,7 +712,7 @@
     <w:r>
       <w:tab/>
       <w:tab/>
-      <w:t>2026-07-18</w:t>
+      <w:t>2026-07-19</w:t>
       <w:br/>
       <w:br/>
     </w:r>

--- a/klagomål/A 57759-2025 FSC-klagomål.docx
+++ b/klagomål/A 57759-2025 FSC-klagomål.docx
@@ -712,7 +712,7 @@
     <w:r>
       <w:tab/>
       <w:tab/>
-      <w:t>2026-07-19</w:t>
+      <w:t>2026-07-20</w:t>
       <w:br/>
       <w:br/>
     </w:r>

--- a/klagomål/A 57759-2025 FSC-klagomål.docx
+++ b/klagomål/A 57759-2025 FSC-klagomål.docx
@@ -712,7 +712,7 @@
     <w:r>
       <w:tab/>
       <w:tab/>
-      <w:t>2026-07-20</w:t>
+      <w:t>2026-07-21</w:t>
       <w:br/>
       <w:br/>
     </w:r>

--- a/klagomål/A 57759-2025 FSC-klagomål.docx
+++ b/klagomål/A 57759-2025 FSC-klagomål.docx
@@ -712,7 +712,7 @@
     <w:r>
       <w:tab/>
       <w:tab/>
-      <w:t>2026-07-21</w:t>
+      <w:t>2026-07-22</w:t>
       <w:br/>
       <w:br/>
     </w:r>

--- a/klagomål/A 57759-2025 FSC-klagomål.docx
+++ b/klagomål/A 57759-2025 FSC-klagomål.docx
@@ -712,7 +712,7 @@
     <w:r>
       <w:tab/>
       <w:tab/>
-      <w:t>2026-07-22</w:t>
+      <w:t>2026-07-23</w:t>
       <w:br/>
       <w:br/>
     </w:r>

--- a/klagomål/A 57759-2025 FSC-klagomål.docx
+++ b/klagomål/A 57759-2025 FSC-klagomål.docx
@@ -712,7 +712,7 @@
     <w:r>
       <w:tab/>
       <w:tab/>
-      <w:t>2026-07-23</w:t>
+      <w:t>2026-07-24</w:t>
       <w:br/>
       <w:br/>
     </w:r>

--- a/klagomål/A 57759-2025 FSC-klagomål.docx
+++ b/klagomål/A 57759-2025 FSC-klagomål.docx
@@ -216,7 +216,7 @@
         <w:spacing w:after="240"/>
       </w:pPr>
       <w:r>
-        <w:t>Figur 1. Fyndplatser för naturvårdsarter i avverkningsanmälan. Markörer utan svart kant är placerade på fyndplatsen. Markörer med svart kant är placerade vid sidan av fyndplatsen har ett svart streck som visar fyndplatsens exakta position. Kartans mittpunktskoordinat är N 7209931, E 728671 i SWEREF 99 TM.</w:t>
+        <w:t>Figur 1. Fyndplatser för naturvårdsarter i avverkningsanmälan. Markörer utan svart kant är placerade på fyndplatsen. Markörer med svart kant är placerade vid sidan av fyndplatsen och har ett svart streck som visar fyndplatsens exakta position. Kartans mittpunktskoordinat är N 7209931, E 728671 i SWEREF 99 TM.</w:t>
       </w:r>
     </w:p>
     <w:p>
@@ -712,7 +712,7 @@
     <w:r>
       <w:tab/>
       <w:tab/>
-      <w:t>2026-08-14</w:t>
+      <w:t>2026-08-15</w:t>
       <w:br/>
       <w:br/>
     </w:r>

--- a/klagomål/A 57759-2025 FSC-klagomål.docx
+++ b/klagomål/A 57759-2025 FSC-klagomål.docx
@@ -712,7 +712,7 @@
     <w:r>
       <w:tab/>
       <w:tab/>
-      <w:t>2026-08-15</w:t>
+      <w:t>2026-08-16</w:t>
       <w:br/>
       <w:br/>
     </w:r>

--- a/klagomål/A 57759-2025 FSC-klagomål.docx
+++ b/klagomål/A 57759-2025 FSC-klagomål.docx
@@ -712,7 +712,7 @@
     <w:r>
       <w:tab/>
       <w:tab/>
-      <w:t>2026-08-16</w:t>
+      <w:t>2026-08-17</w:t>
       <w:br/>
       <w:br/>
     </w:r>

--- a/klagomål/A 57759-2025 FSC-klagomål.docx
+++ b/klagomål/A 57759-2025 FSC-klagomål.docx
@@ -712,7 +712,7 @@
     <w:r>
       <w:tab/>
       <w:tab/>
-      <w:t>2026-08-17</w:t>
+      <w:t>2026-08-18</w:t>
       <w:br/>
       <w:br/>
     </w:r>

--- a/klagomål/A 57759-2025 FSC-klagomål.docx
+++ b/klagomål/A 57759-2025 FSC-klagomål.docx
@@ -712,7 +712,7 @@
     <w:r>
       <w:tab/>
       <w:tab/>
-      <w:t>2026-08-18</w:t>
+      <w:t>2026-08-19</w:t>
       <w:br/>
       <w:br/>
     </w:r>

--- a/klagomål/A 57759-2025 FSC-klagomål.docx
+++ b/klagomål/A 57759-2025 FSC-klagomål.docx
@@ -712,7 +712,7 @@
     <w:r>
       <w:tab/>
       <w:tab/>
-      <w:t>2026-08-19</w:t>
+      <w:t>2026-08-20</w:t>
       <w:br/>
       <w:br/>
     </w:r>

--- a/klagomål/A 57759-2025 FSC-klagomål.docx
+++ b/klagomål/A 57759-2025 FSC-klagomål.docx
@@ -712,7 +712,7 @@
     <w:r>
       <w:tab/>
       <w:tab/>
-      <w:t>2026-08-20</w:t>
+      <w:t>2026-08-21</w:t>
       <w:br/>
       <w:br/>
     </w:r>

--- a/klagomål/A 57759-2025 FSC-klagomål.docx
+++ b/klagomål/A 57759-2025 FSC-klagomål.docx
@@ -712,7 +712,7 @@
     <w:r>
       <w:tab/>
       <w:tab/>
-      <w:t>2026-08-21</w:t>
+      <w:t>2026-08-22</w:t>
       <w:br/>
       <w:br/>
     </w:r>

--- a/klagomål/A 57759-2025 FSC-klagomål.docx
+++ b/klagomål/A 57759-2025 FSC-klagomål.docx
@@ -712,7 +712,7 @@
     <w:r>
       <w:tab/>
       <w:tab/>
-      <w:t>2026-08-22</w:t>
+      <w:t>2026-08-23</w:t>
       <w:br/>
       <w:br/>
     </w:r>

--- a/klagomål/A 57759-2025 FSC-klagomål.docx
+++ b/klagomål/A 57759-2025 FSC-klagomål.docx
@@ -712,7 +712,7 @@
     <w:r>
       <w:tab/>
       <w:tab/>
-      <w:t>2026-08-23</w:t>
+      <w:t>2026-08-24</w:t>
       <w:br/>
       <w:br/>
     </w:r>

--- a/klagomål/A 57759-2025 FSC-klagomål.docx
+++ b/klagomål/A 57759-2025 FSC-klagomål.docx
@@ -712,7 +712,7 @@
     <w:r>
       <w:tab/>
       <w:tab/>
-      <w:t>2026-08-24</w:t>
+      <w:t>2026-08-25</w:t>
       <w:br/>
       <w:br/>
     </w:r>

--- a/klagomål/A 57759-2025 FSC-klagomål.docx
+++ b/klagomål/A 57759-2025 FSC-klagomål.docx
@@ -712,7 +712,7 @@
     <w:r>
       <w:tab/>
       <w:tab/>
-      <w:t>2026-08-25</w:t>
+      <w:t>2026-08-26</w:t>
       <w:br/>
       <w:br/>
     </w:r>

--- a/klagomål/A 57759-2025 FSC-klagomål.docx
+++ b/klagomål/A 57759-2025 FSC-klagomål.docx
@@ -712,7 +712,7 @@
     <w:r>
       <w:tab/>
       <w:tab/>
-      <w:t>2026-08-26</w:t>
+      <w:t>2026-08-27</w:t>
       <w:br/>
       <w:br/>
     </w:r>

--- a/klagomål/A 57759-2025 FSC-klagomål.docx
+++ b/klagomål/A 57759-2025 FSC-klagomål.docx
@@ -712,7 +712,7 @@
     <w:r>
       <w:tab/>
       <w:tab/>
-      <w:t>2026-08-27</w:t>
+      <w:t>2026-08-28</w:t>
       <w:br/>
       <w:br/>
     </w:r>

--- a/klagomål/A 57759-2025 FSC-klagomål.docx
+++ b/klagomål/A 57759-2025 FSC-klagomål.docx
@@ -712,7 +712,7 @@
     <w:r>
       <w:tab/>
       <w:tab/>
-      <w:t>2026-08-28</w:t>
+      <w:t>2026-08-29</w:t>
       <w:br/>
       <w:br/>
     </w:r>

--- a/klagomål/A 57759-2025 FSC-klagomål.docx
+++ b/klagomål/A 57759-2025 FSC-klagomål.docx
@@ -712,7 +712,7 @@
     <w:r>
       <w:tab/>
       <w:tab/>
-      <w:t>2026-08-29</w:t>
+      <w:t>2026-08-31</w:t>
       <w:br/>
       <w:br/>
     </w:r>

--- a/klagomål/A 57759-2025 FSC-klagomål.docx
+++ b/klagomål/A 57759-2025 FSC-klagomål.docx
@@ -712,7 +712,7 @@
     <w:r>
       <w:tab/>
       <w:tab/>
-      <w:t>2026-08-31</w:t>
+      <w:t>2026-09-01</w:t>
       <w:br/>
       <w:br/>
     </w:r>

--- a/klagomål/A 57759-2025 FSC-klagomål.docx
+++ b/klagomål/A 57759-2025 FSC-klagomål.docx
@@ -712,7 +712,7 @@
     <w:r>
       <w:tab/>
       <w:tab/>
-      <w:t>2026-09-01</w:t>
+      <w:t>2026-09-02</w:t>
       <w:br/>
       <w:br/>
     </w:r>

--- a/klagomål/A 57759-2025 FSC-klagomål.docx
+++ b/klagomål/A 57759-2025 FSC-klagomål.docx
@@ -712,7 +712,7 @@
     <w:r>
       <w:tab/>
       <w:tab/>
-      <w:t>2026-09-02</w:t>
+      <w:t>2026-09-03</w:t>
       <w:br/>
       <w:br/>
     </w:r>

--- a/klagomål/A 57759-2025 FSC-klagomål.docx
+++ b/klagomål/A 57759-2025 FSC-klagomål.docx
@@ -712,7 +712,7 @@
     <w:r>
       <w:tab/>
       <w:tab/>
-      <w:t>2026-09-03</w:t>
+      <w:t>2026-09-04</w:t>
       <w:br/>
       <w:br/>
     </w:r>

--- a/klagomål/A 57759-2025 FSC-klagomål.docx
+++ b/klagomål/A 57759-2025 FSC-klagomål.docx
@@ -712,7 +712,7 @@
     <w:r>
       <w:tab/>
       <w:tab/>
-      <w:t>2026-09-04</w:t>
+      <w:t>2026-09-05</w:t>
       <w:br/>
       <w:br/>
     </w:r>

--- a/klagomål/A 57759-2025 FSC-klagomål.docx
+++ b/klagomål/A 57759-2025 FSC-klagomål.docx
@@ -712,7 +712,7 @@
     <w:r>
       <w:tab/>
       <w:tab/>
-      <w:t>2026-09-05</w:t>
+      <w:t>2026-09-06</w:t>
       <w:br/>
       <w:br/>
     </w:r>

--- a/klagomål/A 57759-2025 FSC-klagomål.docx
+++ b/klagomål/A 57759-2025 FSC-klagomål.docx
@@ -712,7 +712,7 @@
     <w:r>
       <w:tab/>
       <w:tab/>
-      <w:t>2026-09-06</w:t>
+      <w:t>2026-09-07</w:t>
       <w:br/>
       <w:br/>
     </w:r>

--- a/klagomål/A 57759-2025 FSC-klagomål.docx
+++ b/klagomål/A 57759-2025 FSC-klagomål.docx
@@ -712,7 +712,7 @@
     <w:r>
       <w:tab/>
       <w:tab/>
-      <w:t>2026-09-07</w:t>
+      <w:t>2026-09-08</w:t>
       <w:br/>
       <w:br/>
     </w:r>

--- a/klagomål/A 57759-2025 FSC-klagomål.docx
+++ b/klagomål/A 57759-2025 FSC-klagomål.docx
@@ -712,7 +712,7 @@
     <w:r>
       <w:tab/>
       <w:tab/>
-      <w:t>2026-09-08</w:t>
+      <w:t>2026-09-09</w:t>
       <w:br/>
       <w:br/>
     </w:r>

--- a/klagomål/A 57759-2025 FSC-klagomål.docx
+++ b/klagomål/A 57759-2025 FSC-klagomål.docx
@@ -712,7 +712,7 @@
     <w:r>
       <w:tab/>
       <w:tab/>
-      <w:t>2026-09-09</w:t>
+      <w:t>2026-09-10</w:t>
       <w:br/>
       <w:br/>
     </w:r>

--- a/klagomål/A 57759-2025 FSC-klagomål.docx
+++ b/klagomål/A 57759-2025 FSC-klagomål.docx
@@ -712,7 +712,7 @@
     <w:r>
       <w:tab/>
       <w:tab/>
-      <w:t>2026-09-10</w:t>
+      <w:t>2026-09-11</w:t>
       <w:br/>
       <w:br/>
     </w:r>

--- a/klagomål/A 57759-2025 FSC-klagomål.docx
+++ b/klagomål/A 57759-2025 FSC-klagomål.docx
@@ -712,7 +712,7 @@
     <w:r>
       <w:tab/>
       <w:tab/>
-      <w:t>2026-09-11</w:t>
+      <w:t>2026-09-12</w:t>
       <w:br/>
       <w:br/>
     </w:r>

--- a/klagomål/A 57759-2025 FSC-klagomål.docx
+++ b/klagomål/A 57759-2025 FSC-klagomål.docx
@@ -712,7 +712,7 @@
     <w:r>
       <w:tab/>
       <w:tab/>
-      <w:t>2026-09-12</w:t>
+      <w:t>2026-09-13</w:t>
       <w:br/>
       <w:br/>
     </w:r>
